--- a/RVfpga/RVfpgaEL2/RVfpga_NexysVideo-NoDDR/Labs/Lab14/RVfpga_Lab14_VeeR-EL2_NexysVideo-NoDDR.docx
+++ b/RVfpga/RVfpgaEL2/RVfpga_NexysVideo-NoDDR/Labs/Lab14/RVfpga_Lab14_VeeR-EL2_NexysVideo-NoDDR.docx
@@ -2359,7 +2359,7 @@
           <w:i/>
           <w:iCs/>
         </w:rPr>
-        <w:t>[</w:t>
+        <w:t>[RVfpgaEL2</w:t>
       </w:r>
       <w:r>
         <w:rPr>
@@ -2367,7 +2367,7 @@
           <w:i/>
           <w:iCs/>
         </w:rPr>
-        <w:t>RVfpgaEL2NexysA7DDRPath</w:t>
+        <w:t>Nexys Video</w:t>
       </w:r>
       <w:r>
         <w:rPr>
@@ -2375,7 +2375,7 @@
           <w:i/>
           <w:iCs/>
         </w:rPr>
-        <w:t>]</w:t>
+        <w:t>VideoNoDDRPath]</w:t>
       </w:r>
       <w:r>
         <w:rPr>
@@ -2486,11 +2486,11 @@
         <w:t xml:space="preserve"> file.</w:t>
       </w:r>
       <w:r>
-        <w:t xml:space="preserve"> Note however that the </w:t>
+        <w:t xml:space="preserve"> Note however that the code that configures and reads the performance counters is commented in </w:t>
       </w:r>
       <w:r>
         <w:lastRenderedPageBreak/>
-        <w:t>code that configures and reads the performance counters is commented in the provided program, thus, when you want to use them, you must uncomment the corresponding code.</w:t>
+        <w:t>the provided program, thus, when you want to use them, you must uncomment the corresponding code.</w:t>
       </w:r>
     </w:p>
     <w:p>
@@ -2829,10 +2829,12 @@
         <w:shd w:val="clear" w:color="auto" w:fill="FFFFFF" w:themeFill="background1"/>
         <w:ind w:left="-993"/>
         <w:sectPr>
-          <w:headerReference w:type="default" r:id="rId12"/>
-          <w:footerReference w:type="default" r:id="rId13"/>
-          <w:headerReference w:type="first" r:id="rId14"/>
-          <w:footerReference w:type="first" r:id="rId15"/>
+          <w:headerReference w:type="even" r:id="rId12"/>
+          <w:headerReference w:type="default" r:id="rId13"/>
+          <w:footerReference w:type="even" r:id="rId14"/>
+          <w:footerReference w:type="default" r:id="rId15"/>
+          <w:headerReference w:type="first" r:id="rId16"/>
+          <w:footerReference w:type="first" r:id="rId17"/>
           <w:pgSz w:w="11906" w:h="16838"/>
           <w:pgMar w:top="1800" w:right="1440" w:bottom="1440" w:left="1440" w:header="706" w:footer="389" w:gutter="0"/>
           <w:cols w:space="720"/>
@@ -3235,7 +3237,7 @@
                     <pic:cNvPicPr/>
                   </pic:nvPicPr>
                   <pic:blipFill>
-                    <a:blip r:embed="rId16">
+                    <a:blip r:embed="rId18">
                       <a:extLst>
                         <a:ext uri="{28A0092B-C50C-407E-A947-70E740481C1C}">
                           <a14:useLocalDpi xmlns:a14="http://schemas.microsoft.com/office/drawing/2010/main" val="0"/>
@@ -4299,8 +4301,8 @@
     <w:p>
       <w:pPr>
         <w:sectPr>
-          <w:headerReference w:type="default" r:id="rId17"/>
-          <w:headerReference w:type="first" r:id="rId18"/>
+          <w:headerReference w:type="default" r:id="rId19"/>
+          <w:headerReference w:type="first" r:id="rId20"/>
           <w:pgSz w:w="16838" w:h="11906" w:orient="landscape"/>
           <w:pgMar w:top="1440" w:right="1797" w:bottom="1440" w:left="1440" w:header="709" w:footer="391" w:gutter="0"/>
           <w:cols w:space="720"/>
@@ -4443,7 +4445,7 @@
           <w:i/>
           <w:iCs/>
         </w:rPr>
-        <w:t>[</w:t>
+        <w:t>[RVfpgaEL2</w:t>
       </w:r>
       <w:r>
         <w:rPr>
@@ -4451,7 +4453,7 @@
           <w:i/>
           <w:iCs/>
         </w:rPr>
-        <w:t>RVfpgaEL2NexysA7DDRPath</w:t>
+        <w:t>Nexys Video</w:t>
       </w:r>
       <w:r>
         <w:rPr>
@@ -4459,7 +4461,7 @@
           <w:i/>
           <w:iCs/>
         </w:rPr>
-        <w:t>]</w:t>
+        <w:t>VideoNoDDRPath]</w:t>
       </w:r>
       <w:r>
         <w:rPr>
@@ -5330,7 +5332,14 @@
           <w:rFonts w:cs="Arial"/>
           <w:color w:val="00000A"/>
         </w:rPr>
-        <w:t>NexysA7</w:t>
+        <w:t>Nexys Video</w:t>
+      </w:r>
+      <w:r>
+        <w:rPr>
+          <w:rFonts w:cs="Arial"/>
+          <w:color w:val="00000A"/>
+        </w:rPr>
+        <w:t>A7</w:t>
       </w:r>
       <w:r>
         <w:rPr>
@@ -5804,7 +5813,7 @@
                     <pic:cNvPicPr/>
                   </pic:nvPicPr>
                   <pic:blipFill>
-                    <a:blip r:embed="rId19">
+                    <a:blip r:embed="rId21">
                       <a:extLst>
                         <a:ext uri="{28A0092B-C50C-407E-A947-70E740481C1C}">
                           <a14:useLocalDpi xmlns:a14="http://schemas.microsoft.com/office/drawing/2010/main" val="0"/>
@@ -6250,7 +6259,7 @@
           <w:iCs/>
           <w:color w:val="000000" w:themeColor="text1"/>
         </w:rPr>
-        <w:t>[</w:t>
+        <w:t>[RVfpgaEL2</w:t>
       </w:r>
       <w:r>
         <w:rPr>
@@ -6259,7 +6268,7 @@
           <w:iCs/>
           <w:color w:val="000000" w:themeColor="text1"/>
         </w:rPr>
-        <w:t>RVfpgaEL2NexysA7DDRPath</w:t>
+        <w:t>Nexys Video</w:t>
       </w:r>
       <w:r>
         <w:rPr>
@@ -6268,7 +6277,7 @@
           <w:iCs/>
           <w:color w:val="000000" w:themeColor="text1"/>
         </w:rPr>
-        <w:t>]</w:t>
+        <w:t>VideoNoDDRPath]</w:t>
       </w:r>
       <w:r>
         <w:rPr>
@@ -6903,7 +6912,7 @@
           <w:i/>
           <w:iCs/>
         </w:rPr>
-        <w:t>[</w:t>
+        <w:t>[RVfpgaEL2</w:t>
       </w:r>
       <w:r>
         <w:rPr>
@@ -6911,7 +6920,7 @@
           <w:i/>
           <w:iCs/>
         </w:rPr>
-        <w:t>RVfpgaEL2NexysA7DDRPath</w:t>
+        <w:t>Nexys Video</w:t>
       </w:r>
       <w:r>
         <w:rPr>
@@ -6919,7 +6928,7 @@
           <w:i/>
           <w:iCs/>
         </w:rPr>
-        <w:t>]</w:t>
+        <w:t>VideoNoDDRPath]</w:t>
       </w:r>
       <w:r>
         <w:rPr>
@@ -7918,7 +7927,7 @@
                     <pic:cNvPicPr/>
                   </pic:nvPicPr>
                   <pic:blipFill>
-                    <a:blip r:embed="rId20">
+                    <a:blip r:embed="rId22">
                       <a:extLst>
                         <a:ext uri="{28A0092B-C50C-407E-A947-70E740481C1C}">
                           <a14:useLocalDpi xmlns:a14="http://schemas.microsoft.com/office/drawing/2010/main" val="0"/>
@@ -8244,7 +8253,7 @@
           <w:i/>
           <w:iCs/>
         </w:rPr>
-        <w:t>[</w:t>
+        <w:t>[RVfpgaEL2</w:t>
       </w:r>
       <w:r>
         <w:rPr>
@@ -8252,7 +8261,7 @@
           <w:i/>
           <w:iCs/>
         </w:rPr>
-        <w:t>RVfpgaEL2NexysA7DDRPath</w:t>
+        <w:t>Nexys Video</w:t>
       </w:r>
       <w:r>
         <w:rPr>
@@ -8260,7 +8269,7 @@
           <w:i/>
           <w:iCs/>
         </w:rPr>
-        <w:t>]</w:t>
+        <w:t>VideoNoDDRPath]</w:t>
       </w:r>
       <w:r>
         <w:rPr>
@@ -8714,7 +8723,14 @@
           <w:rFonts w:cs="Arial"/>
           <w:color w:val="00000A"/>
         </w:rPr>
-        <w:t>NexysA7</w:t>
+        <w:t>Nexys Video</w:t>
+      </w:r>
+      <w:r>
+        <w:rPr>
+          <w:rFonts w:cs="Arial"/>
+          <w:color w:val="00000A"/>
+        </w:rPr>
+        <w:t>A7</w:t>
       </w:r>
       <w:r>
         <w:rPr>
@@ -9073,7 +9089,7 @@
                     <pic:cNvPicPr/>
                   </pic:nvPicPr>
                   <pic:blipFill>
-                    <a:blip r:embed="rId21">
+                    <a:blip r:embed="rId23">
                       <a:extLst>
                         <a:ext uri="{28A0092B-C50C-407E-A947-70E740481C1C}">
                           <a14:useLocalDpi xmlns:a14="http://schemas.microsoft.com/office/drawing/2010/main" val="0"/>
@@ -9316,7 +9332,7 @@
           <w:i/>
           <w:iCs/>
         </w:rPr>
-        <w:t>[</w:t>
+        <w:t>[RVfpgaEL2</w:t>
       </w:r>
       <w:r>
         <w:rPr>
@@ -9324,7 +9340,7 @@
           <w:i/>
           <w:iCs/>
         </w:rPr>
-        <w:t>RVfpgaEL2NexysA7DDRPath</w:t>
+        <w:t>Nexys Video</w:t>
       </w:r>
       <w:r>
         <w:rPr>
@@ -9332,7 +9348,7 @@
           <w:i/>
           <w:iCs/>
         </w:rPr>
-        <w:t>]</w:t>
+        <w:t>VideoNoDDRPath]</w:t>
       </w:r>
       <w:r>
         <w:rPr>
@@ -9630,10 +9646,10 @@
       </w:r>
     </w:p>
     <w:sectPr>
-      <w:headerReference w:type="default" r:id="rId22"/>
-      <w:footerReference w:type="default" r:id="rId23"/>
-      <w:headerReference w:type="first" r:id="rId24"/>
-      <w:footerReference w:type="first" r:id="rId25"/>
+      <w:headerReference w:type="default" r:id="rId24"/>
+      <w:footerReference w:type="default" r:id="rId25"/>
+      <w:headerReference w:type="first" r:id="rId26"/>
+      <w:footerReference w:type="first" r:id="rId27"/>
       <w:pgSz w:w="11906" w:h="16838"/>
       <w:pgMar w:top="1800" w:right="1440" w:bottom="1440" w:left="1440" w:header="706" w:footer="389" w:gutter="0"/>
       <w:cols w:space="720"/>
@@ -9665,6 +9681,16 @@
 </file>
 
 <file path=word/footer1.xml><?xml version="1.0" encoding="utf-8"?>
+<w:ftr xmlns:wpc="http://schemas.microsoft.com/office/word/2010/wordprocessingCanvas" xmlns:cx="http://schemas.microsoft.com/office/drawing/2014/chartex" xmlns:cx1="http://schemas.microsoft.com/office/drawing/2015/9/8/chartex" xmlns:cx2="http://schemas.microsoft.com/office/drawing/2015/10/21/chartex" xmlns:cx3="http://schemas.microsoft.com/office/drawing/2016/5/9/chartex" xmlns:cx4="http://schemas.microsoft.com/office/drawing/2016/5/10/chartex" xmlns:cx5="http://schemas.microsoft.com/office/drawing/2016/5/11/chartex" xmlns:cx6="http://schemas.microsoft.com/office/drawing/2016/5/12/chartex" xmlns:cx7="http://schemas.microsoft.com/office/drawing/2016/5/13/chartex" xmlns:cx8="http://schemas.microsoft.com/office/drawing/2016/5/14/chartex" xmlns:mc="http://schemas.openxmlformats.org/markup-compatibility/2006" xmlns:aink="http://schemas.microsoft.com/office/drawing/2016/ink" xmlns:am3d="http://schemas.microsoft.com/office/drawing/2017/model3d" xmlns:o="urn:schemas-microsoft-com:office:office" xmlns:oel="http://schemas.microsoft.com/office/2019/extlst" xmlns:r="http://schemas.openxmlformats.org/officeDocument/2006/relationships" xmlns:m="http://schemas.openxmlformats.org/officeDocument/2006/math" xmlns:v="urn:schemas-microsoft-com:vml" xmlns:wp14="http://schemas.microsoft.com/office/word/2010/wordprocessingDrawing" xmlns:wp="http://schemas.openxmlformats.org/drawingml/2006/wordprocessingDrawing" xmlns:w10="urn:schemas-microsoft-com:office:word" xmlns:w="http://schemas.openxmlformats.org/wordprocessingml/2006/main" xmlns:w14="http://schemas.microsoft.com/office/word/2010/wordml" xmlns:w15="http://schemas.microsoft.com/office/word/2012/wordml" xmlns:w16cex="http://schemas.microsoft.com/office/word/2018/wordml/cex" xmlns:w16cid="http://schemas.microsoft.com/office/word/2016/wordml/cid" xmlns:w16="http://schemas.microsoft.com/office/word/2018/wordml" xmlns:w16du="http://schemas.microsoft.com/office/word/2023/wordml/word16du" xmlns:w16sdtdh="http://schemas.microsoft.com/office/word/2020/wordml/sdtdatahash" xmlns:w16sdtfl="http://schemas.microsoft.com/office/word/2024/wordml/sdtformatlock" xmlns:w16se="http://schemas.microsoft.com/office/word/2015/wordml/symex" xmlns:wpg="http://schemas.microsoft.com/office/word/2010/wordprocessingGroup" xmlns:wpi="http://schemas.microsoft.com/office/word/2010/wordprocessingInk" xmlns:wne="http://schemas.microsoft.com/office/word/2006/wordml" xmlns:wps="http://schemas.microsoft.com/office/word/2010/wordprocessingShape" mc:Ignorable="w14 w15 w16se w16cid w16 w16cex w16sdtdh w16sdtfl w16du wp14">
+  <w:p>
+    <w:pPr>
+      <w:pStyle w:val="a9"/>
+    </w:pPr>
+  </w:p>
+</w:ftr>
+</file>
+
+<file path=word/footer2.xml><?xml version="1.0" encoding="utf-8"?>
 <w:ftr xmlns:wpc="http://schemas.microsoft.com/office/word/2010/wordprocessingCanvas" xmlns:cx="http://schemas.microsoft.com/office/drawing/2014/chartex" xmlns:cx1="http://schemas.microsoft.com/office/drawing/2015/9/8/chartex" xmlns:cx2="http://schemas.microsoft.com/office/drawing/2015/10/21/chartex" xmlns:cx3="http://schemas.microsoft.com/office/drawing/2016/5/9/chartex" xmlns:cx4="http://schemas.microsoft.com/office/drawing/2016/5/10/chartex" xmlns:cx5="http://schemas.microsoft.com/office/drawing/2016/5/11/chartex" xmlns:cx6="http://schemas.microsoft.com/office/drawing/2016/5/12/chartex" xmlns:cx7="http://schemas.microsoft.com/office/drawing/2016/5/13/chartex" xmlns:cx8="http://schemas.microsoft.com/office/drawing/2016/5/14/chartex" xmlns:mc="http://schemas.openxmlformats.org/markup-compatibility/2006" xmlns:aink="http://schemas.microsoft.com/office/drawing/2016/ink" xmlns:am3d="http://schemas.microsoft.com/office/drawing/2017/model3d" xmlns:o="urn:schemas-microsoft-com:office:office" xmlns:oel="http://schemas.microsoft.com/office/2019/extlst" xmlns:r="http://schemas.openxmlformats.org/officeDocument/2006/relationships" xmlns:m="http://schemas.openxmlformats.org/officeDocument/2006/math" xmlns:v="urn:schemas-microsoft-com:vml" xmlns:wp14="http://schemas.microsoft.com/office/word/2010/wordprocessingDrawing" xmlns:wp="http://schemas.openxmlformats.org/drawingml/2006/wordprocessingDrawing" xmlns:w10="urn:schemas-microsoft-com:office:word" xmlns:w="http://schemas.openxmlformats.org/wordprocessingml/2006/main" xmlns:w14="http://schemas.microsoft.com/office/word/2010/wordml" xmlns:w15="http://schemas.microsoft.com/office/word/2012/wordml" xmlns:w16cex="http://schemas.microsoft.com/office/word/2018/wordml/cex" xmlns:w16cid="http://schemas.microsoft.com/office/word/2016/wordml/cid" xmlns:w16="http://schemas.microsoft.com/office/word/2018/wordml" xmlns:w16du="http://schemas.microsoft.com/office/word/2023/wordml/word16du" xmlns:w16sdtdh="http://schemas.microsoft.com/office/word/2020/wordml/sdtdatahash" xmlns:w16sdtfl="http://schemas.microsoft.com/office/word/2024/wordml/sdtformatlock" xmlns:w16se="http://schemas.microsoft.com/office/word/2015/wordml/symex" xmlns:wpg="http://schemas.microsoft.com/office/word/2010/wordprocessingGroup" xmlns:wpi="http://schemas.microsoft.com/office/word/2010/wordprocessingInk" xmlns:wne="http://schemas.microsoft.com/office/word/2006/wordml" xmlns:wps="http://schemas.microsoft.com/office/word/2010/wordprocessingShape" mc:Ignorable="w14 w15 w16se w16cid w16 w16cex w16sdtdh w16sdtfl w16du wp14">
   <w:p>
     <w:pPr>
@@ -9806,7 +9832,7 @@
 </w:ftr>
 </file>
 
-<file path=word/footer2.xml><?xml version="1.0" encoding="utf-8"?>
+<file path=word/footer3.xml><?xml version="1.0" encoding="utf-8"?>
 <w:ftr xmlns:wpc="http://schemas.microsoft.com/office/word/2010/wordprocessingCanvas" xmlns:cx="http://schemas.microsoft.com/office/drawing/2014/chartex" xmlns:cx1="http://schemas.microsoft.com/office/drawing/2015/9/8/chartex" xmlns:cx2="http://schemas.microsoft.com/office/drawing/2015/10/21/chartex" xmlns:cx3="http://schemas.microsoft.com/office/drawing/2016/5/9/chartex" xmlns:cx4="http://schemas.microsoft.com/office/drawing/2016/5/10/chartex" xmlns:cx5="http://schemas.microsoft.com/office/drawing/2016/5/11/chartex" xmlns:cx6="http://schemas.microsoft.com/office/drawing/2016/5/12/chartex" xmlns:cx7="http://schemas.microsoft.com/office/drawing/2016/5/13/chartex" xmlns:cx8="http://schemas.microsoft.com/office/drawing/2016/5/14/chartex" xmlns:mc="http://schemas.openxmlformats.org/markup-compatibility/2006" xmlns:aink="http://schemas.microsoft.com/office/drawing/2016/ink" xmlns:am3d="http://schemas.microsoft.com/office/drawing/2017/model3d" xmlns:o="urn:schemas-microsoft-com:office:office" xmlns:oel="http://schemas.microsoft.com/office/2019/extlst" xmlns:r="http://schemas.openxmlformats.org/officeDocument/2006/relationships" xmlns:m="http://schemas.openxmlformats.org/officeDocument/2006/math" xmlns:v="urn:schemas-microsoft-com:vml" xmlns:wp14="http://schemas.microsoft.com/office/word/2010/wordprocessingDrawing" xmlns:wp="http://schemas.openxmlformats.org/drawingml/2006/wordprocessingDrawing" xmlns:w10="urn:schemas-microsoft-com:office:word" xmlns:w="http://schemas.openxmlformats.org/wordprocessingml/2006/main" xmlns:w14="http://schemas.microsoft.com/office/word/2010/wordml" xmlns:w15="http://schemas.microsoft.com/office/word/2012/wordml" xmlns:w16cex="http://schemas.microsoft.com/office/word/2018/wordml/cex" xmlns:w16cid="http://schemas.microsoft.com/office/word/2016/wordml/cid" xmlns:w16="http://schemas.microsoft.com/office/word/2018/wordml" xmlns:w16du="http://schemas.microsoft.com/office/word/2023/wordml/word16du" xmlns:w16sdtdh="http://schemas.microsoft.com/office/word/2020/wordml/sdtdatahash" xmlns:w16sdtfl="http://schemas.microsoft.com/office/word/2024/wordml/sdtformatlock" xmlns:w16se="http://schemas.microsoft.com/office/word/2015/wordml/symex" xmlns:wpg="http://schemas.microsoft.com/office/word/2010/wordprocessingGroup" xmlns:wpi="http://schemas.microsoft.com/office/word/2010/wordprocessingInk" xmlns:wne="http://schemas.microsoft.com/office/word/2006/wordml" xmlns:wps="http://schemas.microsoft.com/office/word/2010/wordprocessingShape" mc:Ignorable="w14 w15 w16se w16cid w16 w16cex w16sdtdh w16sdtfl w16du wp14">
   <w:p>
     <w:pPr>
@@ -9891,7 +9917,7 @@
 </w:ftr>
 </file>
 
-<file path=word/footer3.xml><?xml version="1.0" encoding="utf-8"?>
+<file path=word/footer4.xml><?xml version="1.0" encoding="utf-8"?>
 <w:ftr xmlns:wpc="http://schemas.microsoft.com/office/word/2010/wordprocessingCanvas" xmlns:cx="http://schemas.microsoft.com/office/drawing/2014/chartex" xmlns:cx1="http://schemas.microsoft.com/office/drawing/2015/9/8/chartex" xmlns:cx2="http://schemas.microsoft.com/office/drawing/2015/10/21/chartex" xmlns:cx3="http://schemas.microsoft.com/office/drawing/2016/5/9/chartex" xmlns:cx4="http://schemas.microsoft.com/office/drawing/2016/5/10/chartex" xmlns:cx5="http://schemas.microsoft.com/office/drawing/2016/5/11/chartex" xmlns:cx6="http://schemas.microsoft.com/office/drawing/2016/5/12/chartex" xmlns:cx7="http://schemas.microsoft.com/office/drawing/2016/5/13/chartex" xmlns:cx8="http://schemas.microsoft.com/office/drawing/2016/5/14/chartex" xmlns:mc="http://schemas.openxmlformats.org/markup-compatibility/2006" xmlns:aink="http://schemas.microsoft.com/office/drawing/2016/ink" xmlns:am3d="http://schemas.microsoft.com/office/drawing/2017/model3d" xmlns:o="urn:schemas-microsoft-com:office:office" xmlns:oel="http://schemas.microsoft.com/office/2019/extlst" xmlns:r="http://schemas.openxmlformats.org/officeDocument/2006/relationships" xmlns:m="http://schemas.openxmlformats.org/officeDocument/2006/math" xmlns:v="urn:schemas-microsoft-com:vml" xmlns:wp14="http://schemas.microsoft.com/office/word/2010/wordprocessingDrawing" xmlns:wp="http://schemas.openxmlformats.org/drawingml/2006/wordprocessingDrawing" xmlns:w10="urn:schemas-microsoft-com:office:word" xmlns:w="http://schemas.openxmlformats.org/wordprocessingml/2006/main" xmlns:w14="http://schemas.microsoft.com/office/word/2010/wordml" xmlns:w15="http://schemas.microsoft.com/office/word/2012/wordml" xmlns:w16cex="http://schemas.microsoft.com/office/word/2018/wordml/cex" xmlns:w16cid="http://schemas.microsoft.com/office/word/2016/wordml/cid" xmlns:w16="http://schemas.microsoft.com/office/word/2018/wordml" xmlns:w16du="http://schemas.microsoft.com/office/word/2023/wordml/word16du" xmlns:w16sdtdh="http://schemas.microsoft.com/office/word/2020/wordml/sdtdatahash" xmlns:w16sdtfl="http://schemas.microsoft.com/office/word/2024/wordml/sdtformatlock" xmlns:w16se="http://schemas.microsoft.com/office/word/2015/wordml/symex" xmlns:wpg="http://schemas.microsoft.com/office/word/2010/wordprocessingGroup" xmlns:wpi="http://schemas.microsoft.com/office/word/2010/wordprocessingInk" xmlns:wne="http://schemas.microsoft.com/office/word/2006/wordml" xmlns:wps="http://schemas.microsoft.com/office/word/2010/wordprocessingShape" mc:Ignorable="w14 w15 w16se w16cid w16 w16cex w16sdtdh w16sdtfl w16du wp14">
   <w:p>
     <w:pPr>
@@ -10019,7 +10045,7 @@
 </w:ftr>
 </file>
 
-<file path=word/footer4.xml><?xml version="1.0" encoding="utf-8"?>
+<file path=word/footer5.xml><?xml version="1.0" encoding="utf-8"?>
 <w:ftr xmlns:wpc="http://schemas.microsoft.com/office/word/2010/wordprocessingCanvas" xmlns:cx="http://schemas.microsoft.com/office/drawing/2014/chartex" xmlns:cx1="http://schemas.microsoft.com/office/drawing/2015/9/8/chartex" xmlns:cx2="http://schemas.microsoft.com/office/drawing/2015/10/21/chartex" xmlns:cx3="http://schemas.microsoft.com/office/drawing/2016/5/9/chartex" xmlns:cx4="http://schemas.microsoft.com/office/drawing/2016/5/10/chartex" xmlns:cx5="http://schemas.microsoft.com/office/drawing/2016/5/11/chartex" xmlns:cx6="http://schemas.microsoft.com/office/drawing/2016/5/12/chartex" xmlns:cx7="http://schemas.microsoft.com/office/drawing/2016/5/13/chartex" xmlns:cx8="http://schemas.microsoft.com/office/drawing/2016/5/14/chartex" xmlns:mc="http://schemas.openxmlformats.org/markup-compatibility/2006" xmlns:aink="http://schemas.microsoft.com/office/drawing/2016/ink" xmlns:am3d="http://schemas.microsoft.com/office/drawing/2017/model3d" xmlns:o="urn:schemas-microsoft-com:office:office" xmlns:oel="http://schemas.microsoft.com/office/2019/extlst" xmlns:r="http://schemas.openxmlformats.org/officeDocument/2006/relationships" xmlns:m="http://schemas.openxmlformats.org/officeDocument/2006/math" xmlns:v="urn:schemas-microsoft-com:vml" xmlns:wp14="http://schemas.microsoft.com/office/word/2010/wordprocessingDrawing" xmlns:wp="http://schemas.openxmlformats.org/drawingml/2006/wordprocessingDrawing" xmlns:w10="urn:schemas-microsoft-com:office:word" xmlns:w="http://schemas.openxmlformats.org/wordprocessingml/2006/main" xmlns:w14="http://schemas.microsoft.com/office/word/2010/wordml" xmlns:w15="http://schemas.microsoft.com/office/word/2012/wordml" xmlns:w16cex="http://schemas.microsoft.com/office/word/2018/wordml/cex" xmlns:w16cid="http://schemas.microsoft.com/office/word/2016/wordml/cid" xmlns:w16="http://schemas.microsoft.com/office/word/2018/wordml" xmlns:w16du="http://schemas.microsoft.com/office/word/2023/wordml/word16du" xmlns:w16sdtdh="http://schemas.microsoft.com/office/word/2020/wordml/sdtdatahash" xmlns:w16sdtfl="http://schemas.microsoft.com/office/word/2024/wordml/sdtformatlock" xmlns:w16se="http://schemas.microsoft.com/office/word/2015/wordml/symex" xmlns:wpg="http://schemas.microsoft.com/office/word/2010/wordprocessingGroup" xmlns:wpi="http://schemas.microsoft.com/office/word/2010/wordprocessingInk" xmlns:wne="http://schemas.microsoft.com/office/word/2006/wordml" xmlns:wps="http://schemas.microsoft.com/office/word/2010/wordprocessingShape" mc:Ignorable="w14 w15 w16se w16cid w16 w16cex w16sdtdh w16sdtfl w16du wp14">
   <w:p>
     <w:pPr>
@@ -10125,57 +10151,6 @@
 
 <file path=word/header1.xml><?xml version="1.0" encoding="utf-8"?>
 <w:hdr xmlns:wpc="http://schemas.microsoft.com/office/word/2010/wordprocessingCanvas" xmlns:cx="http://schemas.microsoft.com/office/drawing/2014/chartex" xmlns:cx1="http://schemas.microsoft.com/office/drawing/2015/9/8/chartex" xmlns:cx2="http://schemas.microsoft.com/office/drawing/2015/10/21/chartex" xmlns:cx3="http://schemas.microsoft.com/office/drawing/2016/5/9/chartex" xmlns:cx4="http://schemas.microsoft.com/office/drawing/2016/5/10/chartex" xmlns:cx5="http://schemas.microsoft.com/office/drawing/2016/5/11/chartex" xmlns:cx6="http://schemas.microsoft.com/office/drawing/2016/5/12/chartex" xmlns:cx7="http://schemas.microsoft.com/office/drawing/2016/5/13/chartex" xmlns:cx8="http://schemas.microsoft.com/office/drawing/2016/5/14/chartex" xmlns:mc="http://schemas.openxmlformats.org/markup-compatibility/2006" xmlns:aink="http://schemas.microsoft.com/office/drawing/2016/ink" xmlns:am3d="http://schemas.microsoft.com/office/drawing/2017/model3d" xmlns:o="urn:schemas-microsoft-com:office:office" xmlns:oel="http://schemas.microsoft.com/office/2019/extlst" xmlns:r="http://schemas.openxmlformats.org/officeDocument/2006/relationships" xmlns:m="http://schemas.openxmlformats.org/officeDocument/2006/math" xmlns:v="urn:schemas-microsoft-com:vml" xmlns:wp14="http://schemas.microsoft.com/office/word/2010/wordprocessingDrawing" xmlns:wp="http://schemas.openxmlformats.org/drawingml/2006/wordprocessingDrawing" xmlns:w10="urn:schemas-microsoft-com:office:word" xmlns:w="http://schemas.openxmlformats.org/wordprocessingml/2006/main" xmlns:w14="http://schemas.microsoft.com/office/word/2010/wordml" xmlns:w15="http://schemas.microsoft.com/office/word/2012/wordml" xmlns:w16cex="http://schemas.microsoft.com/office/word/2018/wordml/cex" xmlns:w16cid="http://schemas.microsoft.com/office/word/2016/wordml/cid" xmlns:w16="http://schemas.microsoft.com/office/word/2018/wordml" xmlns:w16du="http://schemas.microsoft.com/office/word/2023/wordml/word16du" xmlns:w16sdtdh="http://schemas.microsoft.com/office/word/2020/wordml/sdtdatahash" xmlns:w16sdtfl="http://schemas.microsoft.com/office/word/2024/wordml/sdtformatlock" xmlns:w16se="http://schemas.microsoft.com/office/word/2015/wordml/symex" xmlns:wpg="http://schemas.microsoft.com/office/word/2010/wordprocessingGroup" xmlns:wpi="http://schemas.microsoft.com/office/word/2010/wordprocessingInk" xmlns:wne="http://schemas.microsoft.com/office/word/2006/wordml" xmlns:wps="http://schemas.microsoft.com/office/word/2010/wordprocessingShape" mc:Ignorable="w14 w15 w16se w16cid w16 w16cex w16sdtdh w16sdtfl w16du wp14">
-  <w:tbl>
-    <w:tblPr>
-      <w:tblW w:w="0" w:type="auto"/>
-      <w:tblLayout w:type="fixed"/>
-      <w:tblLook w:val="06A0" w:firstRow="1" w:lastRow="0" w:firstColumn="1" w:lastColumn="0" w:noHBand="1" w:noVBand="1"/>
-    </w:tblPr>
-    <w:tblGrid>
-      <w:gridCol w:w="3005"/>
-      <w:gridCol w:w="3005"/>
-      <w:gridCol w:w="3005"/>
-    </w:tblGrid>
-    <w:tr>
-      <w:trPr>
-        <w:trHeight w:val="300"/>
-      </w:trPr>
-      <w:tc>
-        <w:tcPr>
-          <w:tcW w:w="3005" w:type="dxa"/>
-        </w:tcPr>
-        <w:p>
-          <w:pPr>
-            <w:pStyle w:val="ab"/>
-            <w:ind w:left="-115"/>
-          </w:pPr>
-        </w:p>
-      </w:tc>
-      <w:tc>
-        <w:tcPr>
-          <w:tcW w:w="3005" w:type="dxa"/>
-        </w:tcPr>
-        <w:p>
-          <w:pPr>
-            <w:pStyle w:val="ab"/>
-            <w:jc w:val="center"/>
-          </w:pPr>
-        </w:p>
-      </w:tc>
-      <w:tc>
-        <w:tcPr>
-          <w:tcW w:w="3005" w:type="dxa"/>
-        </w:tcPr>
-        <w:p>
-          <w:pPr>
-            <w:pStyle w:val="ab"/>
-            <w:ind w:right="-115"/>
-            <w:jc w:val="right"/>
-          </w:pPr>
-        </w:p>
-      </w:tc>
-    </w:tr>
-  </w:tbl>
   <w:p>
     <w:pPr>
       <w:pStyle w:val="ab"/>
@@ -10254,9 +10229,9 @@
       <w:tblLook w:val="06A0" w:firstRow="1" w:lastRow="0" w:firstColumn="1" w:lastColumn="0" w:noHBand="1" w:noVBand="1"/>
     </w:tblPr>
     <w:tblGrid>
-      <w:gridCol w:w="4530"/>
-      <w:gridCol w:w="4530"/>
-      <w:gridCol w:w="4530"/>
+      <w:gridCol w:w="3005"/>
+      <w:gridCol w:w="3005"/>
+      <w:gridCol w:w="3005"/>
     </w:tblGrid>
     <w:tr>
       <w:trPr>
@@ -10264,7 +10239,7 @@
       </w:trPr>
       <w:tc>
         <w:tcPr>
-          <w:tcW w:w="4530" w:type="dxa"/>
+          <w:tcW w:w="3005" w:type="dxa"/>
         </w:tcPr>
         <w:p>
           <w:pPr>
@@ -10275,7 +10250,7 @@
       </w:tc>
       <w:tc>
         <w:tcPr>
-          <w:tcW w:w="4530" w:type="dxa"/>
+          <w:tcW w:w="3005" w:type="dxa"/>
         </w:tcPr>
         <w:p>
           <w:pPr>
@@ -10286,7 +10261,7 @@
       </w:tc>
       <w:tc>
         <w:tcPr>
-          <w:tcW w:w="4530" w:type="dxa"/>
+          <w:tcW w:w="3005" w:type="dxa"/>
         </w:tcPr>
         <w:p>
           <w:pPr>
@@ -10359,11 +10334,72 @@
       </w:tc>
     </w:tr>
   </w:tbl>
+  <w:p>
+    <w:pPr>
+      <w:pStyle w:val="ab"/>
+    </w:pPr>
+  </w:p>
+</w:hdr>
+</file>
+
+<file path=word/header5.xml><?xml version="1.0" encoding="utf-8"?>
+<w:hdr xmlns:wpc="http://schemas.microsoft.com/office/word/2010/wordprocessingCanvas" xmlns:cx="http://schemas.microsoft.com/office/drawing/2014/chartex" xmlns:cx1="http://schemas.microsoft.com/office/drawing/2015/9/8/chartex" xmlns:cx2="http://schemas.microsoft.com/office/drawing/2015/10/21/chartex" xmlns:cx3="http://schemas.microsoft.com/office/drawing/2016/5/9/chartex" xmlns:cx4="http://schemas.microsoft.com/office/drawing/2016/5/10/chartex" xmlns:cx5="http://schemas.microsoft.com/office/drawing/2016/5/11/chartex" xmlns:cx6="http://schemas.microsoft.com/office/drawing/2016/5/12/chartex" xmlns:cx7="http://schemas.microsoft.com/office/drawing/2016/5/13/chartex" xmlns:cx8="http://schemas.microsoft.com/office/drawing/2016/5/14/chartex" xmlns:mc="http://schemas.openxmlformats.org/markup-compatibility/2006" xmlns:aink="http://schemas.microsoft.com/office/drawing/2016/ink" xmlns:am3d="http://schemas.microsoft.com/office/drawing/2017/model3d" xmlns:o="urn:schemas-microsoft-com:office:office" xmlns:oel="http://schemas.microsoft.com/office/2019/extlst" xmlns:r="http://schemas.openxmlformats.org/officeDocument/2006/relationships" xmlns:m="http://schemas.openxmlformats.org/officeDocument/2006/math" xmlns:v="urn:schemas-microsoft-com:vml" xmlns:wp14="http://schemas.microsoft.com/office/word/2010/wordprocessingDrawing" xmlns:wp="http://schemas.openxmlformats.org/drawingml/2006/wordprocessingDrawing" xmlns:w10="urn:schemas-microsoft-com:office:word" xmlns:w="http://schemas.openxmlformats.org/wordprocessingml/2006/main" xmlns:w14="http://schemas.microsoft.com/office/word/2010/wordml" xmlns:w15="http://schemas.microsoft.com/office/word/2012/wordml" xmlns:w16cex="http://schemas.microsoft.com/office/word/2018/wordml/cex" xmlns:w16cid="http://schemas.microsoft.com/office/word/2016/wordml/cid" xmlns:w16="http://schemas.microsoft.com/office/word/2018/wordml" xmlns:w16du="http://schemas.microsoft.com/office/word/2023/wordml/word16du" xmlns:w16sdtdh="http://schemas.microsoft.com/office/word/2020/wordml/sdtdatahash" xmlns:w16sdtfl="http://schemas.microsoft.com/office/word/2024/wordml/sdtformatlock" xmlns:w16se="http://schemas.microsoft.com/office/word/2015/wordml/symex" xmlns:wpg="http://schemas.microsoft.com/office/word/2010/wordprocessingGroup" xmlns:wpi="http://schemas.microsoft.com/office/word/2010/wordprocessingInk" xmlns:wne="http://schemas.microsoft.com/office/word/2006/wordml" xmlns:wps="http://schemas.microsoft.com/office/word/2010/wordprocessingShape" mc:Ignorable="w14 w15 w16se w16cid w16 w16cex w16sdtdh w16sdtfl w16du wp14">
+  <w:tbl>
+    <w:tblPr>
+      <w:tblW w:w="0" w:type="auto"/>
+      <w:tblLayout w:type="fixed"/>
+      <w:tblLook w:val="06A0" w:firstRow="1" w:lastRow="0" w:firstColumn="1" w:lastColumn="0" w:noHBand="1" w:noVBand="1"/>
+    </w:tblPr>
+    <w:tblGrid>
+      <w:gridCol w:w="4530"/>
+      <w:gridCol w:w="4530"/>
+      <w:gridCol w:w="4530"/>
+    </w:tblGrid>
+    <w:tr>
+      <w:trPr>
+        <w:trHeight w:val="300"/>
+      </w:trPr>
+      <w:tc>
+        <w:tcPr>
+          <w:tcW w:w="4530" w:type="dxa"/>
+        </w:tcPr>
+        <w:p>
+          <w:pPr>
+            <w:pStyle w:val="ab"/>
+            <w:ind w:left="-115"/>
+          </w:pPr>
+        </w:p>
+      </w:tc>
+      <w:tc>
+        <w:tcPr>
+          <w:tcW w:w="4530" w:type="dxa"/>
+        </w:tcPr>
+        <w:p>
+          <w:pPr>
+            <w:pStyle w:val="ab"/>
+            <w:jc w:val="center"/>
+          </w:pPr>
+        </w:p>
+      </w:tc>
+      <w:tc>
+        <w:tcPr>
+          <w:tcW w:w="4530" w:type="dxa"/>
+        </w:tcPr>
+        <w:p>
+          <w:pPr>
+            <w:pStyle w:val="ab"/>
+            <w:ind w:right="-115"/>
+            <w:jc w:val="right"/>
+          </w:pPr>
+        </w:p>
+      </w:tc>
+    </w:tr>
+  </w:tbl>
   <w:p/>
 </w:hdr>
 </file>
 
-<file path=word/header5.xml><?xml version="1.0" encoding="utf-8"?>
+<file path=word/header6.xml><?xml version="1.0" encoding="utf-8"?>
 <w:hdr xmlns:wpc="http://schemas.microsoft.com/office/word/2010/wordprocessingCanvas" xmlns:cx="http://schemas.microsoft.com/office/drawing/2014/chartex" xmlns:cx1="http://schemas.microsoft.com/office/drawing/2015/9/8/chartex" xmlns:cx2="http://schemas.microsoft.com/office/drawing/2015/10/21/chartex" xmlns:cx3="http://schemas.microsoft.com/office/drawing/2016/5/9/chartex" xmlns:cx4="http://schemas.microsoft.com/office/drawing/2016/5/10/chartex" xmlns:cx5="http://schemas.microsoft.com/office/drawing/2016/5/11/chartex" xmlns:cx6="http://schemas.microsoft.com/office/drawing/2016/5/12/chartex" xmlns:cx7="http://schemas.microsoft.com/office/drawing/2016/5/13/chartex" xmlns:cx8="http://schemas.microsoft.com/office/drawing/2016/5/14/chartex" xmlns:mc="http://schemas.openxmlformats.org/markup-compatibility/2006" xmlns:aink="http://schemas.microsoft.com/office/drawing/2016/ink" xmlns:am3d="http://schemas.microsoft.com/office/drawing/2017/model3d" xmlns:o="urn:schemas-microsoft-com:office:office" xmlns:oel="http://schemas.microsoft.com/office/2019/extlst" xmlns:r="http://schemas.openxmlformats.org/officeDocument/2006/relationships" xmlns:m="http://schemas.openxmlformats.org/officeDocument/2006/math" xmlns:v="urn:schemas-microsoft-com:vml" xmlns:wp14="http://schemas.microsoft.com/office/word/2010/wordprocessingDrawing" xmlns:wp="http://schemas.openxmlformats.org/drawingml/2006/wordprocessingDrawing" xmlns:w10="urn:schemas-microsoft-com:office:word" xmlns:w="http://schemas.openxmlformats.org/wordprocessingml/2006/main" xmlns:w14="http://schemas.microsoft.com/office/word/2010/wordml" xmlns:w15="http://schemas.microsoft.com/office/word/2012/wordml" xmlns:w16cex="http://schemas.microsoft.com/office/word/2018/wordml/cex" xmlns:w16cid="http://schemas.microsoft.com/office/word/2016/wordml/cid" xmlns:w16="http://schemas.microsoft.com/office/word/2018/wordml" xmlns:w16du="http://schemas.microsoft.com/office/word/2023/wordml/word16du" xmlns:w16sdtdh="http://schemas.microsoft.com/office/word/2020/wordml/sdtdatahash" xmlns:w16sdtfl="http://schemas.microsoft.com/office/word/2024/wordml/sdtformatlock" xmlns:w16se="http://schemas.microsoft.com/office/word/2015/wordml/symex" xmlns:wpg="http://schemas.microsoft.com/office/word/2010/wordprocessingGroup" xmlns:wpi="http://schemas.microsoft.com/office/word/2010/wordprocessingInk" xmlns:wne="http://schemas.microsoft.com/office/word/2006/wordml" xmlns:wps="http://schemas.microsoft.com/office/word/2010/wordprocessingShape" mc:Ignorable="w14 w15 w16se w16cid w16 w16cex w16sdtdh w16sdtfl w16du wp14">
   <w:p>
     <w:pPr>
@@ -10424,7 +10460,7 @@
 </w:hdr>
 </file>
 
-<file path=word/header6.xml><?xml version="1.0" encoding="utf-8"?>
+<file path=word/header7.xml><?xml version="1.0" encoding="utf-8"?>
 <w:hdr xmlns:wpc="http://schemas.microsoft.com/office/word/2010/wordprocessingCanvas" xmlns:cx="http://schemas.microsoft.com/office/drawing/2014/chartex" xmlns:cx1="http://schemas.microsoft.com/office/drawing/2015/9/8/chartex" xmlns:cx2="http://schemas.microsoft.com/office/drawing/2015/10/21/chartex" xmlns:cx3="http://schemas.microsoft.com/office/drawing/2016/5/9/chartex" xmlns:cx4="http://schemas.microsoft.com/office/drawing/2016/5/10/chartex" xmlns:cx5="http://schemas.microsoft.com/office/drawing/2016/5/11/chartex" xmlns:cx6="http://schemas.microsoft.com/office/drawing/2016/5/12/chartex" xmlns:cx7="http://schemas.microsoft.com/office/drawing/2016/5/13/chartex" xmlns:cx8="http://schemas.microsoft.com/office/drawing/2016/5/14/chartex" xmlns:mc="http://schemas.openxmlformats.org/markup-compatibility/2006" xmlns:aink="http://schemas.microsoft.com/office/drawing/2016/ink" xmlns:am3d="http://schemas.microsoft.com/office/drawing/2017/model3d" xmlns:o="urn:schemas-microsoft-com:office:office" xmlns:oel="http://schemas.microsoft.com/office/2019/extlst" xmlns:r="http://schemas.openxmlformats.org/officeDocument/2006/relationships" xmlns:m="http://schemas.openxmlformats.org/officeDocument/2006/math" xmlns:v="urn:schemas-microsoft-com:vml" xmlns:wp14="http://schemas.microsoft.com/office/word/2010/wordprocessingDrawing" xmlns:wp="http://schemas.openxmlformats.org/drawingml/2006/wordprocessingDrawing" xmlns:w10="urn:schemas-microsoft-com:office:word" xmlns:w="http://schemas.openxmlformats.org/wordprocessingml/2006/main" xmlns:w14="http://schemas.microsoft.com/office/word/2010/wordml" xmlns:w15="http://schemas.microsoft.com/office/word/2012/wordml" xmlns:w16cex="http://schemas.microsoft.com/office/word/2018/wordml/cex" xmlns:w16cid="http://schemas.microsoft.com/office/word/2016/wordml/cid" xmlns:w16="http://schemas.microsoft.com/office/word/2018/wordml" xmlns:w16du="http://schemas.microsoft.com/office/word/2023/wordml/word16du" xmlns:w16sdtdh="http://schemas.microsoft.com/office/word/2020/wordml/sdtdatahash" xmlns:w16sdtfl="http://schemas.microsoft.com/office/word/2024/wordml/sdtformatlock" xmlns:w16se="http://schemas.microsoft.com/office/word/2015/wordml/symex" xmlns:wpg="http://schemas.microsoft.com/office/word/2010/wordprocessingGroup" xmlns:wpi="http://schemas.microsoft.com/office/word/2010/wordprocessingInk" xmlns:wne="http://schemas.microsoft.com/office/word/2006/wordml" xmlns:wps="http://schemas.microsoft.com/office/word/2010/wordprocessingShape" mc:Ignorable="w14 w15 w16se w16cid w16 w16cex w16sdtdh w16sdtfl w16du wp14">
   <w:tbl>
     <w:tblPr>

--- a/RVfpga/RVfpgaEL2/RVfpga_NexysVideo-NoDDR/Labs/Lab14/RVfpga_Lab14_VeeR-EL2_NexysVideo-NoDDR.docx
+++ b/RVfpga/RVfpgaEL2/RVfpga_NexysVideo-NoDDR/Labs/Lab14/RVfpga_Lab14_VeeR-EL2_NexysVideo-NoDDR.docx
@@ -2367,7 +2367,7 @@
           <w:i/>
           <w:iCs/>
         </w:rPr>
-        <w:t>Nexys Video</w:t>
+        <w:t xml:space="preserve">Nexys </w:t>
       </w:r>
       <w:r>
         <w:rPr>
@@ -2375,7 +2375,15 @@
           <w:i/>
           <w:iCs/>
         </w:rPr>
-        <w:t>VideoNoDDRPath]</w:t>
+        <w:t>Video</w:t>
+      </w:r>
+      <w:r>
+        <w:rPr>
+          <w:rFonts w:cs="Arial"/>
+          <w:i/>
+          <w:iCs/>
+        </w:rPr>
+        <w:t>NoDDRPath]</w:t>
       </w:r>
       <w:r>
         <w:rPr>
@@ -2917,7 +2925,7 @@
               </wp:anchor>
             </w:drawing>
           </mc:Choice>
-          <mc:Fallback xmlns:a14="http://schemas.microsoft.com/office/drawing/2010/main" xmlns:pic="http://schemas.openxmlformats.org/drawingml/2006/picture" xmlns:a="http://schemas.openxmlformats.org/drawingml/2006/main">
+          <mc:Fallback xmlns:a="http://schemas.openxmlformats.org/drawingml/2006/main" xmlns:pic="http://schemas.openxmlformats.org/drawingml/2006/picture" xmlns:a14="http://schemas.microsoft.com/office/drawing/2010/main">
             <w:pict>
               <v:shapetype id="_x0000_t32" coordsize="21600,21600" o:oned="t" filled="f" o:spt="32" path="m,l21600,21600e" w14:anchorId="385FB3C8">
                 <v:path fillok="f" arrowok="t" o:connecttype="none"/>
@@ -3130,7 +3138,7 @@
               </wp:anchor>
             </w:drawing>
           </mc:Choice>
-          <mc:Fallback xmlns:a14="http://schemas.microsoft.com/office/drawing/2010/main" xmlns:pic="http://schemas.openxmlformats.org/drawingml/2006/picture" xmlns:a="http://schemas.openxmlformats.org/drawingml/2006/main">
+          <mc:Fallback xmlns:a="http://schemas.openxmlformats.org/drawingml/2006/main" xmlns:pic="http://schemas.openxmlformats.org/drawingml/2006/picture" xmlns:a14="http://schemas.microsoft.com/office/drawing/2010/main">
             <w:pict>
               <v:shape id="Conector recto de flecha 37" style="position:absolute;margin-left:76.3pt;margin-top:-14.95pt;width:62.75pt;height:31.95pt;flip:y;z-index:251788288;visibility:visible;mso-wrap-style:square;mso-width-percent:0;mso-height-percent:0;mso-wrap-distance-left:9pt;mso-wrap-distance-top:0;mso-wrap-distance-right:9pt;mso-wrap-distance-bottom:0;mso-position-horizontal:absolute;mso-position-horizontal-relative:text;mso-position-vertical:absolute;mso-position-vertical-relative:text;mso-width-percent:0;mso-height-percent:0;mso-width-relative:margin;mso-height-relative:margin" o:spid="_x0000_s1026" strokecolor="#ffc000" strokeweight="2pt" type="#_x0000_t32" o:gfxdata="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" w14:anchorId="66CBF01A">
                 <v:stroke endarrow="block"/>
@@ -3206,7 +3214,7 @@
               </wp:anchor>
             </w:drawing>
           </mc:Choice>
-          <mc:Fallback xmlns:a14="http://schemas.microsoft.com/office/drawing/2010/main" xmlns:pic="http://schemas.openxmlformats.org/drawingml/2006/picture" xmlns:a="http://schemas.openxmlformats.org/drawingml/2006/main">
+          <mc:Fallback xmlns:a="http://schemas.openxmlformats.org/drawingml/2006/main" xmlns:pic="http://schemas.openxmlformats.org/drawingml/2006/picture" xmlns:a14="http://schemas.microsoft.com/office/drawing/2010/main">
             <w:pict>
               <v:shape id="Conector recto de flecha 47" style="position:absolute;margin-left:597.45pt;margin-top:85.05pt;width:62.5pt;height:71.5pt;flip:y;z-index:251794432;visibility:visible;mso-wrap-style:square;mso-width-percent:0;mso-height-percent:0;mso-wrap-distance-left:9pt;mso-wrap-distance-top:0;mso-wrap-distance-right:9pt;mso-wrap-distance-bottom:0;mso-position-horizontal:absolute;mso-position-horizontal-relative:margin;mso-position-vertical:absolute;mso-position-vertical-relative:text;mso-width-percent:0;mso-height-percent:0;mso-width-relative:margin;mso-height-relative:margin" o:spid="_x0000_s1026" strokecolor="#ffc000" strokeweight="2pt" type="#_x0000_t32" o:gfxdata="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" w14:anchorId="00863939">
                 <v:stroke endarrow="block"/>
@@ -3626,7 +3634,7 @@
               </wp:anchor>
             </w:drawing>
           </mc:Choice>
-          <mc:Fallback xmlns:a14="http://schemas.microsoft.com/office/drawing/2010/main" xmlns:pic="http://schemas.openxmlformats.org/drawingml/2006/picture" xmlns:a="http://schemas.openxmlformats.org/drawingml/2006/main">
+          <mc:Fallback xmlns:a="http://schemas.openxmlformats.org/drawingml/2006/main" xmlns:pic="http://schemas.openxmlformats.org/drawingml/2006/picture" xmlns:a14="http://schemas.microsoft.com/office/drawing/2010/main">
             <w:pict w14:anchorId="16D28657">
               <v:line id="Conector recto 62" style="position:absolute;z-index:251802624;visibility:visible;mso-wrap-style:square;mso-width-percent:0;mso-height-percent:0;mso-wrap-distance-left:9pt;mso-wrap-distance-top:0;mso-wrap-distance-right:9pt;mso-wrap-distance-bottom:0;mso-position-horizontal:absolute;mso-position-horizontal-relative:text;mso-position-vertical:absolute;mso-position-vertical-relative:text;mso-width-percent:0;mso-height-percent:0;mso-width-relative:margin;mso-height-relative:margin" o:spid="_x0000_s1026" strokecolor="#205867 [1608]" strokeweight="2pt" from="-54pt,99pt" to="37.5pt,99pt" w14:anchorId="0A637C61" o:gfxdata="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">
                 <v:stroke dashstyle="dash"/>
@@ -3704,7 +3712,7 @@
               </wp:anchor>
             </w:drawing>
           </mc:Choice>
-          <mc:Fallback xmlns:a14="http://schemas.microsoft.com/office/drawing/2010/main" xmlns:pic="http://schemas.openxmlformats.org/drawingml/2006/picture" xmlns:a="http://schemas.openxmlformats.org/drawingml/2006/main">
+          <mc:Fallback xmlns:a="http://schemas.openxmlformats.org/drawingml/2006/main" xmlns:pic="http://schemas.openxmlformats.org/drawingml/2006/picture" xmlns:a14="http://schemas.microsoft.com/office/drawing/2010/main">
             <w:pict w14:anchorId="5DEDDBF1">
               <v:line id="Conector recto 62" style="position:absolute;z-index:251800576;visibility:visible;mso-wrap-style:square;mso-width-percent:0;mso-height-percent:0;mso-wrap-distance-left:9pt;mso-wrap-distance-top:0;mso-wrap-distance-right:9pt;mso-wrap-distance-bottom:0;mso-position-horizontal:absolute;mso-position-horizontal-relative:text;mso-position-vertical:absolute;mso-position-vertical-relative:text;mso-width-percent:0;mso-height-percent:0;mso-width-relative:margin;mso-height-relative:margin" o:spid="_x0000_s1026" strokecolor="#205867 [1608]" strokeweight="2pt" from="-54pt,56.5pt" to="37.5pt,56.5pt" w14:anchorId="55DA44A3" o:gfxdata="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">
                 <v:stroke dashstyle="dash"/>
@@ -3782,7 +3790,7 @@
               </wp:anchor>
             </w:drawing>
           </mc:Choice>
-          <mc:Fallback xmlns:a14="http://schemas.microsoft.com/office/drawing/2010/main" xmlns:pic="http://schemas.openxmlformats.org/drawingml/2006/picture" xmlns:a="http://schemas.openxmlformats.org/drawingml/2006/main">
+          <mc:Fallback xmlns:a="http://schemas.openxmlformats.org/drawingml/2006/main" xmlns:pic="http://schemas.openxmlformats.org/drawingml/2006/picture" xmlns:a14="http://schemas.microsoft.com/office/drawing/2010/main">
             <w:pict>
               <v:line id="Conector recto 62" style="position:absolute;z-index:251798528;visibility:visible;mso-wrap-style:square;mso-width-percent:0;mso-height-percent:0;mso-wrap-distance-left:9pt;mso-wrap-distance-top:0;mso-wrap-distance-right:9pt;mso-wrap-distance-bottom:0;mso-position-horizontal:absolute;mso-position-horizontal-relative:text;mso-position-vertical:absolute;mso-position-vertical-relative:text;mso-width-percent:0;mso-height-percent:0;mso-width-relative:margin;mso-height-relative:margin" o:spid="_x0000_s1026" strokecolor="#205867 [1608]" strokeweight="2pt" from="-54pt,34pt" to="37.5pt,34pt" w14:anchorId="65640E5E" o:gfxdata="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">
                 <v:stroke dashstyle="dash"/>
@@ -4453,7 +4461,7 @@
           <w:i/>
           <w:iCs/>
         </w:rPr>
-        <w:t>Nexys Video</w:t>
+        <w:t xml:space="preserve">Nexys </w:t>
       </w:r>
       <w:r>
         <w:rPr>
@@ -4461,7 +4469,15 @@
           <w:i/>
           <w:iCs/>
         </w:rPr>
-        <w:t>VideoNoDDRPath]</w:t>
+        <w:t>Video</w:t>
+      </w:r>
+      <w:r>
+        <w:rPr>
+          <w:rFonts w:cs="Arial"/>
+          <w:i/>
+          <w:iCs/>
+        </w:rPr>
+        <w:t>NoDDRPath]</w:t>
       </w:r>
       <w:r>
         <w:rPr>
@@ -5332,7 +5348,14 @@
           <w:rFonts w:cs="Arial"/>
           <w:color w:val="00000A"/>
         </w:rPr>
-        <w:t>Nexys Video</w:t>
+        <w:t xml:space="preserve">Nexys </w:t>
+      </w:r>
+      <w:r>
+        <w:rPr>
+          <w:rFonts w:cs="Arial"/>
+          <w:color w:val="00000A"/>
+        </w:rPr>
+        <w:t>Video</w:t>
       </w:r>
       <w:r>
         <w:rPr>
@@ -6268,7 +6291,7 @@
           <w:iCs/>
           <w:color w:val="000000" w:themeColor="text1"/>
         </w:rPr>
-        <w:t>Nexys Video</w:t>
+        <w:t xml:space="preserve">Nexys </w:t>
       </w:r>
       <w:r>
         <w:rPr>
@@ -6277,7 +6300,16 @@
           <w:iCs/>
           <w:color w:val="000000" w:themeColor="text1"/>
         </w:rPr>
-        <w:t>VideoNoDDRPath]</w:t>
+        <w:t>Video</w:t>
+      </w:r>
+      <w:r>
+        <w:rPr>
+          <w:rFonts w:eastAsia="Arial" w:cs="Arial"/>
+          <w:i/>
+          <w:iCs/>
+          <w:color w:val="000000" w:themeColor="text1"/>
+        </w:rPr>
+        <w:t>NoDDRPath]</w:t>
       </w:r>
       <w:r>
         <w:rPr>
@@ -6920,7 +6952,7 @@
           <w:i/>
           <w:iCs/>
         </w:rPr>
-        <w:t>Nexys Video</w:t>
+        <w:t xml:space="preserve">Nexys </w:t>
       </w:r>
       <w:r>
         <w:rPr>
@@ -6928,7 +6960,15 @@
           <w:i/>
           <w:iCs/>
         </w:rPr>
-        <w:t>VideoNoDDRPath]</w:t>
+        <w:t>Video</w:t>
+      </w:r>
+      <w:r>
+        <w:rPr>
+          <w:rFonts w:cs="Arial"/>
+          <w:i/>
+          <w:iCs/>
+        </w:rPr>
+        <w:t>NoDDRPath]</w:t>
       </w:r>
       <w:r>
         <w:rPr>
@@ -7702,7 +7742,7 @@
               </wp:anchor>
             </w:drawing>
           </mc:Choice>
-          <mc:Fallback xmlns:a14="http://schemas.microsoft.com/office/drawing/2010/main" xmlns:pic="http://schemas.openxmlformats.org/drawingml/2006/picture" xmlns:a="http://schemas.openxmlformats.org/drawingml/2006/main">
+          <mc:Fallback xmlns:a="http://schemas.openxmlformats.org/drawingml/2006/main" xmlns:pic="http://schemas.openxmlformats.org/drawingml/2006/picture" xmlns:a14="http://schemas.microsoft.com/office/drawing/2010/main">
             <w:pict>
               <v:shape id="Conector recto de flecha 37" style="position:absolute;margin-left:98.95pt;margin-top:3pt;width:94.9pt;height:37.05pt;flip:y;z-index:251815936;visibility:visible;mso-wrap-style:square;mso-width-percent:0;mso-height-percent:0;mso-wrap-distance-left:9pt;mso-wrap-distance-top:0;mso-wrap-distance-right:9pt;mso-wrap-distance-bottom:0;mso-position-horizontal:absolute;mso-position-horizontal-relative:text;mso-position-vertical:absolute;mso-position-vertical-relative:text;mso-width-percent:0;mso-height-percent:0;mso-width-relative:margin;mso-height-relative:margin" o:spid="_x0000_s1026" strokecolor="#ffc000" strokeweight="2pt" type="#_x0000_t32" o:gfxdata="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" w14:anchorId="6AA8DEF5">
                 <v:stroke endarrow="block"/>
@@ -7778,7 +7818,7 @@
               </wp:anchor>
             </w:drawing>
           </mc:Choice>
-          <mc:Fallback xmlns:a14="http://schemas.microsoft.com/office/drawing/2010/main" xmlns:pic="http://schemas.openxmlformats.org/drawingml/2006/picture" xmlns:a="http://schemas.openxmlformats.org/drawingml/2006/main">
+          <mc:Fallback xmlns:a="http://schemas.openxmlformats.org/drawingml/2006/main" xmlns:pic="http://schemas.openxmlformats.org/drawingml/2006/picture" xmlns:a14="http://schemas.microsoft.com/office/drawing/2010/main">
             <w:pict>
               <v:shape id="Conector recto de flecha 37" style="position:absolute;margin-left:60.3pt;margin-top:5.85pt;width:3.6pt;height:32.8pt;flip:x y;z-index:251812864;visibility:visible;mso-wrap-style:square;mso-width-percent:0;mso-height-percent:0;mso-wrap-distance-left:9pt;mso-wrap-distance-top:0;mso-wrap-distance-right:9pt;mso-wrap-distance-bottom:0;mso-position-horizontal:absolute;mso-position-horizontal-relative:text;mso-position-vertical:absolute;mso-position-vertical-relative:text;mso-width-percent:0;mso-height-percent:0;mso-width-relative:margin;mso-height-relative:margin" o:spid="_x0000_s1026" strokecolor="#ffc000" strokeweight="2pt" type="#_x0000_t32" o:gfxdata="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" w14:anchorId="617B148C">
                 <v:stroke endarrow="block"/>
@@ -8261,7 +8301,7 @@
           <w:i/>
           <w:iCs/>
         </w:rPr>
-        <w:t>Nexys Video</w:t>
+        <w:t xml:space="preserve">Nexys </w:t>
       </w:r>
       <w:r>
         <w:rPr>
@@ -8269,7 +8309,15 @@
           <w:i/>
           <w:iCs/>
         </w:rPr>
-        <w:t>VideoNoDDRPath]</w:t>
+        <w:t>Video</w:t>
+      </w:r>
+      <w:r>
+        <w:rPr>
+          <w:rFonts w:cs="Arial"/>
+          <w:i/>
+          <w:iCs/>
+        </w:rPr>
+        <w:t>NoDDRPath]</w:t>
       </w:r>
       <w:r>
         <w:rPr>
@@ -8723,7 +8771,14 @@
           <w:rFonts w:cs="Arial"/>
           <w:color w:val="00000A"/>
         </w:rPr>
-        <w:t>Nexys Video</w:t>
+        <w:t xml:space="preserve">Nexys </w:t>
+      </w:r>
+      <w:r>
+        <w:rPr>
+          <w:rFonts w:cs="Arial"/>
+          <w:color w:val="00000A"/>
+        </w:rPr>
+        <w:t>Video</w:t>
       </w:r>
       <w:r>
         <w:rPr>
@@ -9340,7 +9395,7 @@
           <w:i/>
           <w:iCs/>
         </w:rPr>
-        <w:t>Nexys Video</w:t>
+        <w:t xml:space="preserve">Nexys </w:t>
       </w:r>
       <w:r>
         <w:rPr>
@@ -9348,7 +9403,15 @@
           <w:i/>
           <w:iCs/>
         </w:rPr>
-        <w:t>VideoNoDDRPath]</w:t>
+        <w:t>Video</w:t>
+      </w:r>
+      <w:r>
+        <w:rPr>
+          <w:rFonts w:cs="Arial"/>
+          <w:i/>
+          <w:iCs/>
+        </w:rPr>
+        <w:t>NoDDRPath]</w:t>
       </w:r>
       <w:r>
         <w:rPr>
@@ -13088,12 +13151,6 @@
 </file>
 
 <file path=customXml/item1.xml><?xml version="1.0" encoding="utf-8"?>
-<p:properties xmlns:p="http://schemas.microsoft.com/office/2006/metadata/properties" xmlns:xsi="http://www.w3.org/2001/XMLSchema-instance" xmlns:pc="http://schemas.microsoft.com/office/infopath/2007/PartnerControls">
-  <documentManagement/>
-</p:properties>
-</file>
-
-<file path=customXml/item2.xml><?xml version="1.0" encoding="utf-8"?>
 <ct:contentTypeSchema xmlns:ct="http://schemas.microsoft.com/office/2006/metadata/contentType" xmlns:ma="http://schemas.microsoft.com/office/2006/metadata/properties/metaAttributes" ct:_="" ma:_="" ma:contentTypeName="Documento" ma:contentTypeID="0x010100DC4605E09422954E885190BEAE91315B" ma:contentTypeVersion="7" ma:contentTypeDescription="Crear nuevo documento." ma:contentTypeScope="" ma:versionID="385cca1479246aa9c7e7ca5799fff24b">
   <xsd:schema xmlns:xsd="http://www.w3.org/2001/XMLSchema" xmlns:xs="http://www.w3.org/2001/XMLSchema" xmlns:p="http://schemas.microsoft.com/office/2006/metadata/properties" xmlns:ns3="08b0e0cf-4f32-46a9-9719-4bc0cd4cc607" xmlns:ns4="58ac13d9-b16a-459f-8916-94b458aa600a" targetNamespace="http://schemas.microsoft.com/office/2006/metadata/properties" ma:root="true" ma:fieldsID="6fe30a3bbca70e3159826167a953d9c9" ns3:_="" ns4:_="">
     <xsd:import namespace="08b0e0cf-4f32-46a9-9719-4bc0cd4cc607"/>
@@ -13278,7 +13335,17 @@
 </ct:contentTypeSchema>
 </file>
 
+<file path=customXml/item2.xml><?xml version="1.0" encoding="utf-8"?>
+<p:properties xmlns:p="http://schemas.microsoft.com/office/2006/metadata/properties" xmlns:xsi="http://www.w3.org/2001/XMLSchema-instance" xmlns:pc="http://schemas.microsoft.com/office/infopath/2007/PartnerControls">
+  <documentManagement/>
+</p:properties>
+</file>
+
 <file path=customXml/item3.xml><?xml version="1.0" encoding="utf-8"?>
+<b:Sources xmlns:b="http://schemas.openxmlformats.org/officeDocument/2006/bibliography" xmlns="http://schemas.openxmlformats.org/officeDocument/2006/bibliography" SelectedStyle="\APA.XSL" StyleName="APA"/>
+</file>
+
+<file path=customXml/item4.xml><?xml version="1.0" encoding="utf-8"?>
 <?mso-contentType ?>
 <FormTemplates xmlns="http://schemas.microsoft.com/sharepoint/v3/contenttype/forms">
   <Display>DocumentLibraryForm</Display>
@@ -13287,20 +13354,7 @@
 </FormTemplates>
 </file>
 
-<file path=customXml/item4.xml><?xml version="1.0" encoding="utf-8"?>
-<b:Sources xmlns:b="http://schemas.openxmlformats.org/officeDocument/2006/bibliography" xmlns="http://schemas.openxmlformats.org/officeDocument/2006/bibliography" SelectedStyle="\APA.XSL" StyleName="APA"/>
-</file>
-
 <file path=customXml/itemProps1.xml><?xml version="1.0" encoding="utf-8"?>
-<ds:datastoreItem xmlns:ds="http://schemas.openxmlformats.org/officeDocument/2006/customXml" ds:itemID="{F764B7BC-F5EA-4966-8B65-1E59BCB2DE1E}">
-  <ds:schemaRefs>
-    <ds:schemaRef ds:uri="http://schemas.microsoft.com/office/2006/metadata/properties"/>
-    <ds:schemaRef ds:uri="http://schemas.microsoft.com/office/infopath/2007/PartnerControls"/>
-  </ds:schemaRefs>
-</ds:datastoreItem>
-</file>
-
-<file path=customXml/itemProps2.xml><?xml version="1.0" encoding="utf-8"?>
 <ds:datastoreItem xmlns:ds="http://schemas.openxmlformats.org/officeDocument/2006/customXml" ds:itemID="{6AD23DEA-B07D-4E23-B8B4-58A43E3CD54E}">
   <ds:schemaRefs>
     <ds:schemaRef ds:uri="http://schemas.microsoft.com/office/2006/metadata/contentType"/>
@@ -13319,18 +13373,27 @@
 </ds:datastoreItem>
 </file>
 
+<file path=customXml/itemProps2.xml><?xml version="1.0" encoding="utf-8"?>
+<ds:datastoreItem xmlns:ds="http://schemas.openxmlformats.org/officeDocument/2006/customXml" ds:itemID="{F764B7BC-F5EA-4966-8B65-1E59BCB2DE1E}">
+  <ds:schemaRefs>
+    <ds:schemaRef ds:uri="http://schemas.microsoft.com/office/2006/metadata/properties"/>
+    <ds:schemaRef ds:uri="http://schemas.microsoft.com/office/infopath/2007/PartnerControls"/>
+  </ds:schemaRefs>
+</ds:datastoreItem>
+</file>
+
 <file path=customXml/itemProps3.xml><?xml version="1.0" encoding="utf-8"?>
+<ds:datastoreItem xmlns:ds="http://schemas.openxmlformats.org/officeDocument/2006/customXml" ds:itemID="{091846FB-5914-4FE9-B06D-3C901E0F88F0}">
+  <ds:schemaRefs>
+    <ds:schemaRef ds:uri="http://schemas.openxmlformats.org/officeDocument/2006/bibliography"/>
+  </ds:schemaRefs>
+</ds:datastoreItem>
+</file>
+
+<file path=customXml/itemProps4.xml><?xml version="1.0" encoding="utf-8"?>
 <ds:datastoreItem xmlns:ds="http://schemas.openxmlformats.org/officeDocument/2006/customXml" ds:itemID="{5503D3D1-3D54-4D5E-9588-244437D76418}">
   <ds:schemaRefs>
     <ds:schemaRef ds:uri="http://schemas.microsoft.com/sharepoint/v3/contenttype/forms"/>
   </ds:schemaRefs>
 </ds:datastoreItem>
-</file>
-
-<file path=customXml/itemProps4.xml><?xml version="1.0" encoding="utf-8"?>
-<ds:datastoreItem xmlns:ds="http://schemas.openxmlformats.org/officeDocument/2006/customXml" ds:itemID="{091846FB-5914-4FE9-B06D-3C901E0F88F0}">
-  <ds:schemaRefs>
-    <ds:schemaRef ds:uri="http://schemas.openxmlformats.org/officeDocument/2006/bibliography"/>
-  </ds:schemaRefs>
-</ds:datastoreItem>
 </file>
--- a/RVfpga/RVfpgaEL2/RVfpga_NexysVideo-NoDDR/Labs/Lab14/RVfpga_Lab14_VeeR-EL2_NexysVideo-NoDDR.docx
+++ b/RVfpga/RVfpgaEL2/RVfpga_NexysVideo-NoDDR/Labs/Lab14/RVfpga_Lab14_VeeR-EL2_NexysVideo-NoDDR.docx
@@ -2837,12 +2837,10 @@
         <w:shd w:val="clear" w:color="auto" w:fill="FFFFFF" w:themeFill="background1"/>
         <w:ind w:left="-993"/>
         <w:sectPr>
-          <w:headerReference w:type="even" r:id="rId12"/>
-          <w:headerReference w:type="default" r:id="rId13"/>
-          <w:footerReference w:type="even" r:id="rId14"/>
-          <w:footerReference w:type="default" r:id="rId15"/>
-          <w:headerReference w:type="first" r:id="rId16"/>
-          <w:footerReference w:type="first" r:id="rId17"/>
+          <w:headerReference w:type="default" r:id="rId12"/>
+          <w:footerReference w:type="default" r:id="rId13"/>
+          <w:headerReference w:type="first" r:id="rId14"/>
+          <w:footerReference w:type="first" r:id="rId15"/>
           <w:pgSz w:w="11906" w:h="16838"/>
           <w:pgMar w:top="1800" w:right="1440" w:bottom="1440" w:left="1440" w:header="706" w:footer="389" w:gutter="0"/>
           <w:cols w:space="720"/>
@@ -2863,6 +2861,7 @@
           <w:noProof/>
           <w:lang w:val="es-ES" w:eastAsia="es-ES"/>
         </w:rPr>
+        <w:lastRenderedPageBreak/>
         <mc:AlternateContent>
           <mc:Choice Requires="wps">
             <w:drawing>
@@ -2925,7 +2924,7 @@
               </wp:anchor>
             </w:drawing>
           </mc:Choice>
-          <mc:Fallback xmlns:a="http://schemas.openxmlformats.org/drawingml/2006/main" xmlns:pic="http://schemas.openxmlformats.org/drawingml/2006/picture" xmlns:a14="http://schemas.microsoft.com/office/drawing/2010/main">
+          <mc:Fallback xmlns:a14="http://schemas.microsoft.com/office/drawing/2010/main" xmlns:pic="http://schemas.openxmlformats.org/drawingml/2006/picture" xmlns:a="http://schemas.openxmlformats.org/drawingml/2006/main">
             <w:pict>
               <v:shapetype id="_x0000_t32" coordsize="21600,21600" o:oned="t" filled="f" o:spt="32" path="m,l21600,21600e" w14:anchorId="385FB3C8">
                 <v:path fillok="f" arrowok="t" o:connecttype="none"/>
@@ -3138,7 +3137,7 @@
               </wp:anchor>
             </w:drawing>
           </mc:Choice>
-          <mc:Fallback xmlns:a="http://schemas.openxmlformats.org/drawingml/2006/main" xmlns:pic="http://schemas.openxmlformats.org/drawingml/2006/picture" xmlns:a14="http://schemas.microsoft.com/office/drawing/2010/main">
+          <mc:Fallback xmlns:a14="http://schemas.microsoft.com/office/drawing/2010/main" xmlns:pic="http://schemas.openxmlformats.org/drawingml/2006/picture" xmlns:a="http://schemas.openxmlformats.org/drawingml/2006/main">
             <w:pict>
               <v:shape id="Conector recto de flecha 37" style="position:absolute;margin-left:76.3pt;margin-top:-14.95pt;width:62.75pt;height:31.95pt;flip:y;z-index:251788288;visibility:visible;mso-wrap-style:square;mso-width-percent:0;mso-height-percent:0;mso-wrap-distance-left:9pt;mso-wrap-distance-top:0;mso-wrap-distance-right:9pt;mso-wrap-distance-bottom:0;mso-position-horizontal:absolute;mso-position-horizontal-relative:text;mso-position-vertical:absolute;mso-position-vertical-relative:text;mso-width-percent:0;mso-height-percent:0;mso-width-relative:margin;mso-height-relative:margin" o:spid="_x0000_s1026" strokecolor="#ffc000" strokeweight="2pt" type="#_x0000_t32" o:gfxdata="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" w14:anchorId="66CBF01A">
                 <v:stroke endarrow="block"/>
@@ -3214,7 +3213,7 @@
               </wp:anchor>
             </w:drawing>
           </mc:Choice>
-          <mc:Fallback xmlns:a="http://schemas.openxmlformats.org/drawingml/2006/main" xmlns:pic="http://schemas.openxmlformats.org/drawingml/2006/picture" xmlns:a14="http://schemas.microsoft.com/office/drawing/2010/main">
+          <mc:Fallback xmlns:a14="http://schemas.microsoft.com/office/drawing/2010/main" xmlns:pic="http://schemas.openxmlformats.org/drawingml/2006/picture" xmlns:a="http://schemas.openxmlformats.org/drawingml/2006/main">
             <w:pict>
               <v:shape id="Conector recto de flecha 47" style="position:absolute;margin-left:597.45pt;margin-top:85.05pt;width:62.5pt;height:71.5pt;flip:y;z-index:251794432;visibility:visible;mso-wrap-style:square;mso-width-percent:0;mso-height-percent:0;mso-wrap-distance-left:9pt;mso-wrap-distance-top:0;mso-wrap-distance-right:9pt;mso-wrap-distance-bottom:0;mso-position-horizontal:absolute;mso-position-horizontal-relative:margin;mso-position-vertical:absolute;mso-position-vertical-relative:text;mso-width-percent:0;mso-height-percent:0;mso-width-relative:margin;mso-height-relative:margin" o:spid="_x0000_s1026" strokecolor="#ffc000" strokeweight="2pt" type="#_x0000_t32" o:gfxdata="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" w14:anchorId="00863939">
                 <v:stroke endarrow="block"/>
@@ -3245,7 +3244,7 @@
                     <pic:cNvPicPr/>
                   </pic:nvPicPr>
                   <pic:blipFill>
-                    <a:blip r:embed="rId18">
+                    <a:blip r:embed="rId16">
                       <a:extLst>
                         <a:ext uri="{28A0092B-C50C-407E-A947-70E740481C1C}">
                           <a14:useLocalDpi xmlns:a14="http://schemas.microsoft.com/office/drawing/2010/main" val="0"/>
@@ -3634,7 +3633,7 @@
               </wp:anchor>
             </w:drawing>
           </mc:Choice>
-          <mc:Fallback xmlns:a="http://schemas.openxmlformats.org/drawingml/2006/main" xmlns:pic="http://schemas.openxmlformats.org/drawingml/2006/picture" xmlns:a14="http://schemas.microsoft.com/office/drawing/2010/main">
+          <mc:Fallback xmlns:a14="http://schemas.microsoft.com/office/drawing/2010/main" xmlns:pic="http://schemas.openxmlformats.org/drawingml/2006/picture" xmlns:a="http://schemas.openxmlformats.org/drawingml/2006/main">
             <w:pict w14:anchorId="16D28657">
               <v:line id="Conector recto 62" style="position:absolute;z-index:251802624;visibility:visible;mso-wrap-style:square;mso-width-percent:0;mso-height-percent:0;mso-wrap-distance-left:9pt;mso-wrap-distance-top:0;mso-wrap-distance-right:9pt;mso-wrap-distance-bottom:0;mso-position-horizontal:absolute;mso-position-horizontal-relative:text;mso-position-vertical:absolute;mso-position-vertical-relative:text;mso-width-percent:0;mso-height-percent:0;mso-width-relative:margin;mso-height-relative:margin" o:spid="_x0000_s1026" strokecolor="#205867 [1608]" strokeweight="2pt" from="-54pt,99pt" to="37.5pt,99pt" w14:anchorId="0A637C61" o:gfxdata="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">
                 <v:stroke dashstyle="dash"/>
@@ -3712,7 +3711,7 @@
               </wp:anchor>
             </w:drawing>
           </mc:Choice>
-          <mc:Fallback xmlns:a="http://schemas.openxmlformats.org/drawingml/2006/main" xmlns:pic="http://schemas.openxmlformats.org/drawingml/2006/picture" xmlns:a14="http://schemas.microsoft.com/office/drawing/2010/main">
+          <mc:Fallback xmlns:a14="http://schemas.microsoft.com/office/drawing/2010/main" xmlns:pic="http://schemas.openxmlformats.org/drawingml/2006/picture" xmlns:a="http://schemas.openxmlformats.org/drawingml/2006/main">
             <w:pict w14:anchorId="5DEDDBF1">
               <v:line id="Conector recto 62" style="position:absolute;z-index:251800576;visibility:visible;mso-wrap-style:square;mso-width-percent:0;mso-height-percent:0;mso-wrap-distance-left:9pt;mso-wrap-distance-top:0;mso-wrap-distance-right:9pt;mso-wrap-distance-bottom:0;mso-position-horizontal:absolute;mso-position-horizontal-relative:text;mso-position-vertical:absolute;mso-position-vertical-relative:text;mso-width-percent:0;mso-height-percent:0;mso-width-relative:margin;mso-height-relative:margin" o:spid="_x0000_s1026" strokecolor="#205867 [1608]" strokeweight="2pt" from="-54pt,56.5pt" to="37.5pt,56.5pt" w14:anchorId="55DA44A3" o:gfxdata="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">
                 <v:stroke dashstyle="dash"/>
@@ -3790,7 +3789,7 @@
               </wp:anchor>
             </w:drawing>
           </mc:Choice>
-          <mc:Fallback xmlns:a="http://schemas.openxmlformats.org/drawingml/2006/main" xmlns:pic="http://schemas.openxmlformats.org/drawingml/2006/picture" xmlns:a14="http://schemas.microsoft.com/office/drawing/2010/main">
+          <mc:Fallback xmlns:a14="http://schemas.microsoft.com/office/drawing/2010/main" xmlns:pic="http://schemas.openxmlformats.org/drawingml/2006/picture" xmlns:a="http://schemas.openxmlformats.org/drawingml/2006/main">
             <w:pict>
               <v:line id="Conector recto 62" style="position:absolute;z-index:251798528;visibility:visible;mso-wrap-style:square;mso-width-percent:0;mso-height-percent:0;mso-wrap-distance-left:9pt;mso-wrap-distance-top:0;mso-wrap-distance-right:9pt;mso-wrap-distance-bottom:0;mso-position-horizontal:absolute;mso-position-horizontal-relative:text;mso-position-vertical:absolute;mso-position-vertical-relative:text;mso-width-percent:0;mso-height-percent:0;mso-width-relative:margin;mso-height-relative:margin" o:spid="_x0000_s1026" strokecolor="#205867 [1608]" strokeweight="2pt" from="-54pt,34pt" to="37.5pt,34pt" w14:anchorId="65640E5E" o:gfxdata="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">
                 <v:stroke dashstyle="dash"/>
@@ -4309,8 +4308,8 @@
     <w:p>
       <w:pPr>
         <w:sectPr>
-          <w:headerReference w:type="default" r:id="rId19"/>
-          <w:headerReference w:type="first" r:id="rId20"/>
+          <w:headerReference w:type="default" r:id="rId17"/>
+          <w:headerReference w:type="first" r:id="rId18"/>
           <w:pgSz w:w="16838" w:h="11906" w:orient="landscape"/>
           <w:pgMar w:top="1440" w:right="1797" w:bottom="1440" w:left="1440" w:header="709" w:footer="391" w:gutter="0"/>
           <w:cols w:space="720"/>
@@ -4344,6 +4343,7 @@
           <w:color w:val="00000A"/>
           <w:u w:val="single"/>
         </w:rPr>
+        <w:lastRenderedPageBreak/>
         <w:t>TASK</w:t>
       </w:r>
       <w:r>
@@ -5820,6 +5820,7 @@
           <w:noProof/>
           <w:lang w:val="es-ES" w:eastAsia="es-ES"/>
         </w:rPr>
+        <w:lastRenderedPageBreak/>
         <w:drawing>
           <wp:inline distT="0" distB="0" distL="0" distR="0" wp14:anchorId="6F95CE02" wp14:editId="3E57CEC1">
             <wp:extent cx="5629275" cy="3049191"/>
@@ -5836,7 +5837,7 @@
                     <pic:cNvPicPr/>
                   </pic:nvPicPr>
                   <pic:blipFill>
-                    <a:blip r:embed="rId21">
+                    <a:blip r:embed="rId19">
                       <a:extLst>
                         <a:ext uri="{28A0092B-C50C-407E-A947-70E740481C1C}">
                           <a14:useLocalDpi xmlns:a14="http://schemas.microsoft.com/office/drawing/2010/main" val="0"/>
@@ -6782,6 +6783,7 @@
                 <w:sz w:val="18"/>
                 <w:szCs w:val="18"/>
               </w:rPr>
+              <w:lastRenderedPageBreak/>
               <w:t xml:space="preserve">   </w:t>
             </w:r>
             <w:r>
@@ -7742,7 +7744,7 @@
               </wp:anchor>
             </w:drawing>
           </mc:Choice>
-          <mc:Fallback xmlns:a="http://schemas.openxmlformats.org/drawingml/2006/main" xmlns:pic="http://schemas.openxmlformats.org/drawingml/2006/picture" xmlns:a14="http://schemas.microsoft.com/office/drawing/2010/main">
+          <mc:Fallback xmlns:a14="http://schemas.microsoft.com/office/drawing/2010/main" xmlns:pic="http://schemas.openxmlformats.org/drawingml/2006/picture" xmlns:a="http://schemas.openxmlformats.org/drawingml/2006/main">
             <w:pict>
               <v:shape id="Conector recto de flecha 37" style="position:absolute;margin-left:98.95pt;margin-top:3pt;width:94.9pt;height:37.05pt;flip:y;z-index:251815936;visibility:visible;mso-wrap-style:square;mso-width-percent:0;mso-height-percent:0;mso-wrap-distance-left:9pt;mso-wrap-distance-top:0;mso-wrap-distance-right:9pt;mso-wrap-distance-bottom:0;mso-position-horizontal:absolute;mso-position-horizontal-relative:text;mso-position-vertical:absolute;mso-position-vertical-relative:text;mso-width-percent:0;mso-height-percent:0;mso-width-relative:margin;mso-height-relative:margin" o:spid="_x0000_s1026" strokecolor="#ffc000" strokeweight="2pt" type="#_x0000_t32" o:gfxdata="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" w14:anchorId="6AA8DEF5">
                 <v:stroke endarrow="block"/>
@@ -7818,7 +7820,7 @@
               </wp:anchor>
             </w:drawing>
           </mc:Choice>
-          <mc:Fallback xmlns:a="http://schemas.openxmlformats.org/drawingml/2006/main" xmlns:pic="http://schemas.openxmlformats.org/drawingml/2006/picture" xmlns:a14="http://schemas.microsoft.com/office/drawing/2010/main">
+          <mc:Fallback xmlns:a14="http://schemas.microsoft.com/office/drawing/2010/main" xmlns:pic="http://schemas.openxmlformats.org/drawingml/2006/picture" xmlns:a="http://schemas.openxmlformats.org/drawingml/2006/main">
             <w:pict>
               <v:shape id="Conector recto de flecha 37" style="position:absolute;margin-left:60.3pt;margin-top:5.85pt;width:3.6pt;height:32.8pt;flip:x y;z-index:251812864;visibility:visible;mso-wrap-style:square;mso-width-percent:0;mso-height-percent:0;mso-wrap-distance-left:9pt;mso-wrap-distance-top:0;mso-wrap-distance-right:9pt;mso-wrap-distance-bottom:0;mso-position-horizontal:absolute;mso-position-horizontal-relative:text;mso-position-vertical:absolute;mso-position-vertical-relative:text;mso-width-percent:0;mso-height-percent:0;mso-width-relative:margin;mso-height-relative:margin" o:spid="_x0000_s1026" strokecolor="#ffc000" strokeweight="2pt" type="#_x0000_t32" o:gfxdata="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" w14:anchorId="617B148C">
                 <v:stroke endarrow="block"/>
@@ -7967,7 +7969,7 @@
                     <pic:cNvPicPr/>
                   </pic:nvPicPr>
                   <pic:blipFill>
-                    <a:blip r:embed="rId22">
+                    <a:blip r:embed="rId20">
                       <a:extLst>
                         <a:ext uri="{28A0092B-C50C-407E-A947-70E740481C1C}">
                           <a14:useLocalDpi xmlns:a14="http://schemas.microsoft.com/office/drawing/2010/main" val="0"/>
@@ -8736,7 +8738,15 @@
           <w:rFonts w:cs="Arial"/>
           <w:color w:val="00000A"/>
         </w:rPr>
-        <w:t xml:space="preserve">Remember that you can test your program in any of the tools available in </w:t>
+        <w:t xml:space="preserve">Remember that you can test your program in any of the tools </w:t>
+      </w:r>
+      <w:r>
+        <w:rPr>
+          <w:rFonts w:cs="Arial"/>
+          <w:color w:val="00000A"/>
+        </w:rPr>
+        <w:lastRenderedPageBreak/>
+        <w:t xml:space="preserve">available in </w:t>
       </w:r>
       <w:r>
         <w:rPr>
@@ -9144,7 +9154,7 @@
                     <pic:cNvPicPr/>
                   </pic:nvPicPr>
                   <pic:blipFill>
-                    <a:blip r:embed="rId23">
+                    <a:blip r:embed="rId21">
                       <a:extLst>
                         <a:ext uri="{28A0092B-C50C-407E-A947-70E740481C1C}">
                           <a14:useLocalDpi xmlns:a14="http://schemas.microsoft.com/office/drawing/2010/main" val="0"/>
@@ -9702,17 +9712,21 @@
         <w:t>el2_exu_div_ctl</w:t>
       </w:r>
       <w:r>
-        <w:t>, with your own unit or an open-source unit downloaded from the Internet.</w:t>
+        <w:t xml:space="preserve">, with your own </w:t>
+      </w:r>
+      <w:r>
+        <w:lastRenderedPageBreak/>
+        <w:t>unit or an open-source unit downloaded from the Internet.</w:t>
       </w:r>
       <w:r>
         <w:t xml:space="preserve"> Compare the performance of this new divider with that of the original EL2 divider.</w:t>
       </w:r>
     </w:p>
     <w:sectPr>
-      <w:headerReference w:type="default" r:id="rId24"/>
-      <w:footerReference w:type="default" r:id="rId25"/>
-      <w:headerReference w:type="first" r:id="rId26"/>
-      <w:footerReference w:type="first" r:id="rId27"/>
+      <w:headerReference w:type="default" r:id="rId22"/>
+      <w:footerReference w:type="default" r:id="rId23"/>
+      <w:headerReference w:type="first" r:id="rId24"/>
+      <w:footerReference w:type="first" r:id="rId25"/>
       <w:pgSz w:w="11906" w:h="16838"/>
       <w:pgMar w:top="1800" w:right="1440" w:bottom="1440" w:left="1440" w:header="706" w:footer="389" w:gutter="0"/>
       <w:cols w:space="720"/>
@@ -9744,16 +9758,6 @@
 </file>
 
 <file path=word/footer1.xml><?xml version="1.0" encoding="utf-8"?>
-<w:ftr xmlns:wpc="http://schemas.microsoft.com/office/word/2010/wordprocessingCanvas" xmlns:cx="http://schemas.microsoft.com/office/drawing/2014/chartex" xmlns:cx1="http://schemas.microsoft.com/office/drawing/2015/9/8/chartex" xmlns:cx2="http://schemas.microsoft.com/office/drawing/2015/10/21/chartex" xmlns:cx3="http://schemas.microsoft.com/office/drawing/2016/5/9/chartex" xmlns:cx4="http://schemas.microsoft.com/office/drawing/2016/5/10/chartex" xmlns:cx5="http://schemas.microsoft.com/office/drawing/2016/5/11/chartex" xmlns:cx6="http://schemas.microsoft.com/office/drawing/2016/5/12/chartex" xmlns:cx7="http://schemas.microsoft.com/office/drawing/2016/5/13/chartex" xmlns:cx8="http://schemas.microsoft.com/office/drawing/2016/5/14/chartex" xmlns:mc="http://schemas.openxmlformats.org/markup-compatibility/2006" xmlns:aink="http://schemas.microsoft.com/office/drawing/2016/ink" xmlns:am3d="http://schemas.microsoft.com/office/drawing/2017/model3d" xmlns:o="urn:schemas-microsoft-com:office:office" xmlns:oel="http://schemas.microsoft.com/office/2019/extlst" xmlns:r="http://schemas.openxmlformats.org/officeDocument/2006/relationships" xmlns:m="http://schemas.openxmlformats.org/officeDocument/2006/math" xmlns:v="urn:schemas-microsoft-com:vml" xmlns:wp14="http://schemas.microsoft.com/office/word/2010/wordprocessingDrawing" xmlns:wp="http://schemas.openxmlformats.org/drawingml/2006/wordprocessingDrawing" xmlns:w10="urn:schemas-microsoft-com:office:word" xmlns:w="http://schemas.openxmlformats.org/wordprocessingml/2006/main" xmlns:w14="http://schemas.microsoft.com/office/word/2010/wordml" xmlns:w15="http://schemas.microsoft.com/office/word/2012/wordml" xmlns:w16cex="http://schemas.microsoft.com/office/word/2018/wordml/cex" xmlns:w16cid="http://schemas.microsoft.com/office/word/2016/wordml/cid" xmlns:w16="http://schemas.microsoft.com/office/word/2018/wordml" xmlns:w16du="http://schemas.microsoft.com/office/word/2023/wordml/word16du" xmlns:w16sdtdh="http://schemas.microsoft.com/office/word/2020/wordml/sdtdatahash" xmlns:w16sdtfl="http://schemas.microsoft.com/office/word/2024/wordml/sdtformatlock" xmlns:w16se="http://schemas.microsoft.com/office/word/2015/wordml/symex" xmlns:wpg="http://schemas.microsoft.com/office/word/2010/wordprocessingGroup" xmlns:wpi="http://schemas.microsoft.com/office/word/2010/wordprocessingInk" xmlns:wne="http://schemas.microsoft.com/office/word/2006/wordml" xmlns:wps="http://schemas.microsoft.com/office/word/2010/wordprocessingShape" mc:Ignorable="w14 w15 w16se w16cid w16 w16cex w16sdtdh w16sdtfl w16du wp14">
-  <w:p>
-    <w:pPr>
-      <w:pStyle w:val="a9"/>
-    </w:pPr>
-  </w:p>
-</w:ftr>
-</file>
-
-<file path=word/footer2.xml><?xml version="1.0" encoding="utf-8"?>
 <w:ftr xmlns:wpc="http://schemas.microsoft.com/office/word/2010/wordprocessingCanvas" xmlns:cx="http://schemas.microsoft.com/office/drawing/2014/chartex" xmlns:cx1="http://schemas.microsoft.com/office/drawing/2015/9/8/chartex" xmlns:cx2="http://schemas.microsoft.com/office/drawing/2015/10/21/chartex" xmlns:cx3="http://schemas.microsoft.com/office/drawing/2016/5/9/chartex" xmlns:cx4="http://schemas.microsoft.com/office/drawing/2016/5/10/chartex" xmlns:cx5="http://schemas.microsoft.com/office/drawing/2016/5/11/chartex" xmlns:cx6="http://schemas.microsoft.com/office/drawing/2016/5/12/chartex" xmlns:cx7="http://schemas.microsoft.com/office/drawing/2016/5/13/chartex" xmlns:cx8="http://schemas.microsoft.com/office/drawing/2016/5/14/chartex" xmlns:mc="http://schemas.openxmlformats.org/markup-compatibility/2006" xmlns:aink="http://schemas.microsoft.com/office/drawing/2016/ink" xmlns:am3d="http://schemas.microsoft.com/office/drawing/2017/model3d" xmlns:o="urn:schemas-microsoft-com:office:office" xmlns:oel="http://schemas.microsoft.com/office/2019/extlst" xmlns:r="http://schemas.openxmlformats.org/officeDocument/2006/relationships" xmlns:m="http://schemas.openxmlformats.org/officeDocument/2006/math" xmlns:v="urn:schemas-microsoft-com:vml" xmlns:wp14="http://schemas.microsoft.com/office/word/2010/wordprocessingDrawing" xmlns:wp="http://schemas.openxmlformats.org/drawingml/2006/wordprocessingDrawing" xmlns:w10="urn:schemas-microsoft-com:office:word" xmlns:w="http://schemas.openxmlformats.org/wordprocessingml/2006/main" xmlns:w14="http://schemas.microsoft.com/office/word/2010/wordml" xmlns:w15="http://schemas.microsoft.com/office/word/2012/wordml" xmlns:w16cex="http://schemas.microsoft.com/office/word/2018/wordml/cex" xmlns:w16cid="http://schemas.microsoft.com/office/word/2016/wordml/cid" xmlns:w16="http://schemas.microsoft.com/office/word/2018/wordml" xmlns:w16du="http://schemas.microsoft.com/office/word/2023/wordml/word16du" xmlns:w16sdtdh="http://schemas.microsoft.com/office/word/2020/wordml/sdtdatahash" xmlns:w16sdtfl="http://schemas.microsoft.com/office/word/2024/wordml/sdtformatlock" xmlns:w16se="http://schemas.microsoft.com/office/word/2015/wordml/symex" xmlns:wpg="http://schemas.microsoft.com/office/word/2010/wordprocessingGroup" xmlns:wpi="http://schemas.microsoft.com/office/word/2010/wordprocessingInk" xmlns:wne="http://schemas.microsoft.com/office/word/2006/wordml" xmlns:wps="http://schemas.microsoft.com/office/word/2010/wordprocessingShape" mc:Ignorable="w14 w15 w16se w16cid w16 w16cex w16sdtdh w16sdtfl w16du wp14">
   <w:p>
     <w:pPr>
@@ -9895,7 +9899,7 @@
 </w:ftr>
 </file>
 
-<file path=word/footer3.xml><?xml version="1.0" encoding="utf-8"?>
+<file path=word/footer2.xml><?xml version="1.0" encoding="utf-8"?>
 <w:ftr xmlns:wpc="http://schemas.microsoft.com/office/word/2010/wordprocessingCanvas" xmlns:cx="http://schemas.microsoft.com/office/drawing/2014/chartex" xmlns:cx1="http://schemas.microsoft.com/office/drawing/2015/9/8/chartex" xmlns:cx2="http://schemas.microsoft.com/office/drawing/2015/10/21/chartex" xmlns:cx3="http://schemas.microsoft.com/office/drawing/2016/5/9/chartex" xmlns:cx4="http://schemas.microsoft.com/office/drawing/2016/5/10/chartex" xmlns:cx5="http://schemas.microsoft.com/office/drawing/2016/5/11/chartex" xmlns:cx6="http://schemas.microsoft.com/office/drawing/2016/5/12/chartex" xmlns:cx7="http://schemas.microsoft.com/office/drawing/2016/5/13/chartex" xmlns:cx8="http://schemas.microsoft.com/office/drawing/2016/5/14/chartex" xmlns:mc="http://schemas.openxmlformats.org/markup-compatibility/2006" xmlns:aink="http://schemas.microsoft.com/office/drawing/2016/ink" xmlns:am3d="http://schemas.microsoft.com/office/drawing/2017/model3d" xmlns:o="urn:schemas-microsoft-com:office:office" xmlns:oel="http://schemas.microsoft.com/office/2019/extlst" xmlns:r="http://schemas.openxmlformats.org/officeDocument/2006/relationships" xmlns:m="http://schemas.openxmlformats.org/officeDocument/2006/math" xmlns:v="urn:schemas-microsoft-com:vml" xmlns:wp14="http://schemas.microsoft.com/office/word/2010/wordprocessingDrawing" xmlns:wp="http://schemas.openxmlformats.org/drawingml/2006/wordprocessingDrawing" xmlns:w10="urn:schemas-microsoft-com:office:word" xmlns:w="http://schemas.openxmlformats.org/wordprocessingml/2006/main" xmlns:w14="http://schemas.microsoft.com/office/word/2010/wordml" xmlns:w15="http://schemas.microsoft.com/office/word/2012/wordml" xmlns:w16cex="http://schemas.microsoft.com/office/word/2018/wordml/cex" xmlns:w16cid="http://schemas.microsoft.com/office/word/2016/wordml/cid" xmlns:w16="http://schemas.microsoft.com/office/word/2018/wordml" xmlns:w16du="http://schemas.microsoft.com/office/word/2023/wordml/word16du" xmlns:w16sdtdh="http://schemas.microsoft.com/office/word/2020/wordml/sdtdatahash" xmlns:w16sdtfl="http://schemas.microsoft.com/office/word/2024/wordml/sdtformatlock" xmlns:w16se="http://schemas.microsoft.com/office/word/2015/wordml/symex" xmlns:wpg="http://schemas.microsoft.com/office/word/2010/wordprocessingGroup" xmlns:wpi="http://schemas.microsoft.com/office/word/2010/wordprocessingInk" xmlns:wne="http://schemas.microsoft.com/office/word/2006/wordml" xmlns:wps="http://schemas.microsoft.com/office/word/2010/wordprocessingShape" mc:Ignorable="w14 w15 w16se w16cid w16 w16cex w16sdtdh w16sdtfl w16du wp14">
   <w:p>
     <w:pPr>
@@ -9980,7 +9984,7 @@
 </w:ftr>
 </file>
 
-<file path=word/footer4.xml><?xml version="1.0" encoding="utf-8"?>
+<file path=word/footer3.xml><?xml version="1.0" encoding="utf-8"?>
 <w:ftr xmlns:wpc="http://schemas.microsoft.com/office/word/2010/wordprocessingCanvas" xmlns:cx="http://schemas.microsoft.com/office/drawing/2014/chartex" xmlns:cx1="http://schemas.microsoft.com/office/drawing/2015/9/8/chartex" xmlns:cx2="http://schemas.microsoft.com/office/drawing/2015/10/21/chartex" xmlns:cx3="http://schemas.microsoft.com/office/drawing/2016/5/9/chartex" xmlns:cx4="http://schemas.microsoft.com/office/drawing/2016/5/10/chartex" xmlns:cx5="http://schemas.microsoft.com/office/drawing/2016/5/11/chartex" xmlns:cx6="http://schemas.microsoft.com/office/drawing/2016/5/12/chartex" xmlns:cx7="http://schemas.microsoft.com/office/drawing/2016/5/13/chartex" xmlns:cx8="http://schemas.microsoft.com/office/drawing/2016/5/14/chartex" xmlns:mc="http://schemas.openxmlformats.org/markup-compatibility/2006" xmlns:aink="http://schemas.microsoft.com/office/drawing/2016/ink" xmlns:am3d="http://schemas.microsoft.com/office/drawing/2017/model3d" xmlns:o="urn:schemas-microsoft-com:office:office" xmlns:oel="http://schemas.microsoft.com/office/2019/extlst" xmlns:r="http://schemas.openxmlformats.org/officeDocument/2006/relationships" xmlns:m="http://schemas.openxmlformats.org/officeDocument/2006/math" xmlns:v="urn:schemas-microsoft-com:vml" xmlns:wp14="http://schemas.microsoft.com/office/word/2010/wordprocessingDrawing" xmlns:wp="http://schemas.openxmlformats.org/drawingml/2006/wordprocessingDrawing" xmlns:w10="urn:schemas-microsoft-com:office:word" xmlns:w="http://schemas.openxmlformats.org/wordprocessingml/2006/main" xmlns:w14="http://schemas.microsoft.com/office/word/2010/wordml" xmlns:w15="http://schemas.microsoft.com/office/word/2012/wordml" xmlns:w16cex="http://schemas.microsoft.com/office/word/2018/wordml/cex" xmlns:w16cid="http://schemas.microsoft.com/office/word/2016/wordml/cid" xmlns:w16="http://schemas.microsoft.com/office/word/2018/wordml" xmlns:w16du="http://schemas.microsoft.com/office/word/2023/wordml/word16du" xmlns:w16sdtdh="http://schemas.microsoft.com/office/word/2020/wordml/sdtdatahash" xmlns:w16sdtfl="http://schemas.microsoft.com/office/word/2024/wordml/sdtformatlock" xmlns:w16se="http://schemas.microsoft.com/office/word/2015/wordml/symex" xmlns:wpg="http://schemas.microsoft.com/office/word/2010/wordprocessingGroup" xmlns:wpi="http://schemas.microsoft.com/office/word/2010/wordprocessingInk" xmlns:wne="http://schemas.microsoft.com/office/word/2006/wordml" xmlns:wps="http://schemas.microsoft.com/office/word/2010/wordprocessingShape" mc:Ignorable="w14 w15 w16se w16cid w16 w16cex w16sdtdh w16sdtfl w16du wp14">
   <w:p>
     <w:pPr>
@@ -10108,7 +10112,7 @@
 </w:ftr>
 </file>
 
-<file path=word/footer5.xml><?xml version="1.0" encoding="utf-8"?>
+<file path=word/footer4.xml><?xml version="1.0" encoding="utf-8"?>
 <w:ftr xmlns:wpc="http://schemas.microsoft.com/office/word/2010/wordprocessingCanvas" xmlns:cx="http://schemas.microsoft.com/office/drawing/2014/chartex" xmlns:cx1="http://schemas.microsoft.com/office/drawing/2015/9/8/chartex" xmlns:cx2="http://schemas.microsoft.com/office/drawing/2015/10/21/chartex" xmlns:cx3="http://schemas.microsoft.com/office/drawing/2016/5/9/chartex" xmlns:cx4="http://schemas.microsoft.com/office/drawing/2016/5/10/chartex" xmlns:cx5="http://schemas.microsoft.com/office/drawing/2016/5/11/chartex" xmlns:cx6="http://schemas.microsoft.com/office/drawing/2016/5/12/chartex" xmlns:cx7="http://schemas.microsoft.com/office/drawing/2016/5/13/chartex" xmlns:cx8="http://schemas.microsoft.com/office/drawing/2016/5/14/chartex" xmlns:mc="http://schemas.openxmlformats.org/markup-compatibility/2006" xmlns:aink="http://schemas.microsoft.com/office/drawing/2016/ink" xmlns:am3d="http://schemas.microsoft.com/office/drawing/2017/model3d" xmlns:o="urn:schemas-microsoft-com:office:office" xmlns:oel="http://schemas.microsoft.com/office/2019/extlst" xmlns:r="http://schemas.openxmlformats.org/officeDocument/2006/relationships" xmlns:m="http://schemas.openxmlformats.org/officeDocument/2006/math" xmlns:v="urn:schemas-microsoft-com:vml" xmlns:wp14="http://schemas.microsoft.com/office/word/2010/wordprocessingDrawing" xmlns:wp="http://schemas.openxmlformats.org/drawingml/2006/wordprocessingDrawing" xmlns:w10="urn:schemas-microsoft-com:office:word" xmlns:w="http://schemas.openxmlformats.org/wordprocessingml/2006/main" xmlns:w14="http://schemas.microsoft.com/office/word/2010/wordml" xmlns:w15="http://schemas.microsoft.com/office/word/2012/wordml" xmlns:w16cex="http://schemas.microsoft.com/office/word/2018/wordml/cex" xmlns:w16cid="http://schemas.microsoft.com/office/word/2016/wordml/cid" xmlns:w16="http://schemas.microsoft.com/office/word/2018/wordml" xmlns:w16du="http://schemas.microsoft.com/office/word/2023/wordml/word16du" xmlns:w16sdtdh="http://schemas.microsoft.com/office/word/2020/wordml/sdtdatahash" xmlns:w16sdtfl="http://schemas.microsoft.com/office/word/2024/wordml/sdtformatlock" xmlns:w16se="http://schemas.microsoft.com/office/word/2015/wordml/symex" xmlns:wpg="http://schemas.microsoft.com/office/word/2010/wordprocessingGroup" xmlns:wpi="http://schemas.microsoft.com/office/word/2010/wordprocessingInk" xmlns:wne="http://schemas.microsoft.com/office/word/2006/wordml" xmlns:wps="http://schemas.microsoft.com/office/word/2010/wordprocessingShape" mc:Ignorable="w14 w15 w16se w16cid w16 w16cex w16sdtdh w16sdtfl w16du wp14">
   <w:p>
     <w:pPr>
@@ -10214,6 +10218,57 @@
 
 <file path=word/header1.xml><?xml version="1.0" encoding="utf-8"?>
 <w:hdr xmlns:wpc="http://schemas.microsoft.com/office/word/2010/wordprocessingCanvas" xmlns:cx="http://schemas.microsoft.com/office/drawing/2014/chartex" xmlns:cx1="http://schemas.microsoft.com/office/drawing/2015/9/8/chartex" xmlns:cx2="http://schemas.microsoft.com/office/drawing/2015/10/21/chartex" xmlns:cx3="http://schemas.microsoft.com/office/drawing/2016/5/9/chartex" xmlns:cx4="http://schemas.microsoft.com/office/drawing/2016/5/10/chartex" xmlns:cx5="http://schemas.microsoft.com/office/drawing/2016/5/11/chartex" xmlns:cx6="http://schemas.microsoft.com/office/drawing/2016/5/12/chartex" xmlns:cx7="http://schemas.microsoft.com/office/drawing/2016/5/13/chartex" xmlns:cx8="http://schemas.microsoft.com/office/drawing/2016/5/14/chartex" xmlns:mc="http://schemas.openxmlformats.org/markup-compatibility/2006" xmlns:aink="http://schemas.microsoft.com/office/drawing/2016/ink" xmlns:am3d="http://schemas.microsoft.com/office/drawing/2017/model3d" xmlns:o="urn:schemas-microsoft-com:office:office" xmlns:oel="http://schemas.microsoft.com/office/2019/extlst" xmlns:r="http://schemas.openxmlformats.org/officeDocument/2006/relationships" xmlns:m="http://schemas.openxmlformats.org/officeDocument/2006/math" xmlns:v="urn:schemas-microsoft-com:vml" xmlns:wp14="http://schemas.microsoft.com/office/word/2010/wordprocessingDrawing" xmlns:wp="http://schemas.openxmlformats.org/drawingml/2006/wordprocessingDrawing" xmlns:w10="urn:schemas-microsoft-com:office:word" xmlns:w="http://schemas.openxmlformats.org/wordprocessingml/2006/main" xmlns:w14="http://schemas.microsoft.com/office/word/2010/wordml" xmlns:w15="http://schemas.microsoft.com/office/word/2012/wordml" xmlns:w16cex="http://schemas.microsoft.com/office/word/2018/wordml/cex" xmlns:w16cid="http://schemas.microsoft.com/office/word/2016/wordml/cid" xmlns:w16="http://schemas.microsoft.com/office/word/2018/wordml" xmlns:w16du="http://schemas.microsoft.com/office/word/2023/wordml/word16du" xmlns:w16sdtdh="http://schemas.microsoft.com/office/word/2020/wordml/sdtdatahash" xmlns:w16sdtfl="http://schemas.microsoft.com/office/word/2024/wordml/sdtformatlock" xmlns:w16se="http://schemas.microsoft.com/office/word/2015/wordml/symex" xmlns:wpg="http://schemas.microsoft.com/office/word/2010/wordprocessingGroup" xmlns:wpi="http://schemas.microsoft.com/office/word/2010/wordprocessingInk" xmlns:wne="http://schemas.microsoft.com/office/word/2006/wordml" xmlns:wps="http://schemas.microsoft.com/office/word/2010/wordprocessingShape" mc:Ignorable="w14 w15 w16se w16cid w16 w16cex w16sdtdh w16sdtfl w16du wp14">
+  <w:tbl>
+    <w:tblPr>
+      <w:tblW w:w="0" w:type="auto"/>
+      <w:tblLayout w:type="fixed"/>
+      <w:tblLook w:val="06A0" w:firstRow="1" w:lastRow="0" w:firstColumn="1" w:lastColumn="0" w:noHBand="1" w:noVBand="1"/>
+    </w:tblPr>
+    <w:tblGrid>
+      <w:gridCol w:w="3005"/>
+      <w:gridCol w:w="3005"/>
+      <w:gridCol w:w="3005"/>
+    </w:tblGrid>
+    <w:tr>
+      <w:trPr>
+        <w:trHeight w:val="300"/>
+      </w:trPr>
+      <w:tc>
+        <w:tcPr>
+          <w:tcW w:w="3005" w:type="dxa"/>
+        </w:tcPr>
+        <w:p>
+          <w:pPr>
+            <w:pStyle w:val="ab"/>
+            <w:ind w:left="-115"/>
+          </w:pPr>
+        </w:p>
+      </w:tc>
+      <w:tc>
+        <w:tcPr>
+          <w:tcW w:w="3005" w:type="dxa"/>
+        </w:tcPr>
+        <w:p>
+          <w:pPr>
+            <w:pStyle w:val="ab"/>
+            <w:jc w:val="center"/>
+          </w:pPr>
+        </w:p>
+      </w:tc>
+      <w:tc>
+        <w:tcPr>
+          <w:tcW w:w="3005" w:type="dxa"/>
+        </w:tcPr>
+        <w:p>
+          <w:pPr>
+            <w:pStyle w:val="ab"/>
+            <w:ind w:right="-115"/>
+            <w:jc w:val="right"/>
+          </w:pPr>
+        </w:p>
+      </w:tc>
+    </w:tr>
+  </w:tbl>
   <w:p>
     <w:pPr>
       <w:pStyle w:val="ab"/>
@@ -10292,9 +10347,9 @@
       <w:tblLook w:val="06A0" w:firstRow="1" w:lastRow="0" w:firstColumn="1" w:lastColumn="0" w:noHBand="1" w:noVBand="1"/>
     </w:tblPr>
     <w:tblGrid>
-      <w:gridCol w:w="3005"/>
-      <w:gridCol w:w="3005"/>
-      <w:gridCol w:w="3005"/>
+      <w:gridCol w:w="4530"/>
+      <w:gridCol w:w="4530"/>
+      <w:gridCol w:w="4530"/>
     </w:tblGrid>
     <w:tr>
       <w:trPr>
@@ -10302,7 +10357,7 @@
       </w:trPr>
       <w:tc>
         <w:tcPr>
-          <w:tcW w:w="3005" w:type="dxa"/>
+          <w:tcW w:w="4530" w:type="dxa"/>
         </w:tcPr>
         <w:p>
           <w:pPr>
@@ -10313,7 +10368,7 @@
       </w:tc>
       <w:tc>
         <w:tcPr>
-          <w:tcW w:w="3005" w:type="dxa"/>
+          <w:tcW w:w="4530" w:type="dxa"/>
         </w:tcPr>
         <w:p>
           <w:pPr>
@@ -10324,7 +10379,7 @@
       </w:tc>
       <w:tc>
         <w:tcPr>
-          <w:tcW w:w="3005" w:type="dxa"/>
+          <w:tcW w:w="4530" w:type="dxa"/>
         </w:tcPr>
         <w:p>
           <w:pPr>
@@ -10397,72 +10452,11 @@
       </w:tc>
     </w:tr>
   </w:tbl>
-  <w:p>
-    <w:pPr>
-      <w:pStyle w:val="ab"/>
-    </w:pPr>
-  </w:p>
+  <w:p/>
 </w:hdr>
 </file>
 
 <file path=word/header5.xml><?xml version="1.0" encoding="utf-8"?>
-<w:hdr xmlns:wpc="http://schemas.microsoft.com/office/word/2010/wordprocessingCanvas" xmlns:cx="http://schemas.microsoft.com/office/drawing/2014/chartex" xmlns:cx1="http://schemas.microsoft.com/office/drawing/2015/9/8/chartex" xmlns:cx2="http://schemas.microsoft.com/office/drawing/2015/10/21/chartex" xmlns:cx3="http://schemas.microsoft.com/office/drawing/2016/5/9/chartex" xmlns:cx4="http://schemas.microsoft.com/office/drawing/2016/5/10/chartex" xmlns:cx5="http://schemas.microsoft.com/office/drawing/2016/5/11/chartex" xmlns:cx6="http://schemas.microsoft.com/office/drawing/2016/5/12/chartex" xmlns:cx7="http://schemas.microsoft.com/office/drawing/2016/5/13/chartex" xmlns:cx8="http://schemas.microsoft.com/office/drawing/2016/5/14/chartex" xmlns:mc="http://schemas.openxmlformats.org/markup-compatibility/2006" xmlns:aink="http://schemas.microsoft.com/office/drawing/2016/ink" xmlns:am3d="http://schemas.microsoft.com/office/drawing/2017/model3d" xmlns:o="urn:schemas-microsoft-com:office:office" xmlns:oel="http://schemas.microsoft.com/office/2019/extlst" xmlns:r="http://schemas.openxmlformats.org/officeDocument/2006/relationships" xmlns:m="http://schemas.openxmlformats.org/officeDocument/2006/math" xmlns:v="urn:schemas-microsoft-com:vml" xmlns:wp14="http://schemas.microsoft.com/office/word/2010/wordprocessingDrawing" xmlns:wp="http://schemas.openxmlformats.org/drawingml/2006/wordprocessingDrawing" xmlns:w10="urn:schemas-microsoft-com:office:word" xmlns:w="http://schemas.openxmlformats.org/wordprocessingml/2006/main" xmlns:w14="http://schemas.microsoft.com/office/word/2010/wordml" xmlns:w15="http://schemas.microsoft.com/office/word/2012/wordml" xmlns:w16cex="http://schemas.microsoft.com/office/word/2018/wordml/cex" xmlns:w16cid="http://schemas.microsoft.com/office/word/2016/wordml/cid" xmlns:w16="http://schemas.microsoft.com/office/word/2018/wordml" xmlns:w16du="http://schemas.microsoft.com/office/word/2023/wordml/word16du" xmlns:w16sdtdh="http://schemas.microsoft.com/office/word/2020/wordml/sdtdatahash" xmlns:w16sdtfl="http://schemas.microsoft.com/office/word/2024/wordml/sdtformatlock" xmlns:w16se="http://schemas.microsoft.com/office/word/2015/wordml/symex" xmlns:wpg="http://schemas.microsoft.com/office/word/2010/wordprocessingGroup" xmlns:wpi="http://schemas.microsoft.com/office/word/2010/wordprocessingInk" xmlns:wne="http://schemas.microsoft.com/office/word/2006/wordml" xmlns:wps="http://schemas.microsoft.com/office/word/2010/wordprocessingShape" mc:Ignorable="w14 w15 w16se w16cid w16 w16cex w16sdtdh w16sdtfl w16du wp14">
-  <w:tbl>
-    <w:tblPr>
-      <w:tblW w:w="0" w:type="auto"/>
-      <w:tblLayout w:type="fixed"/>
-      <w:tblLook w:val="06A0" w:firstRow="1" w:lastRow="0" w:firstColumn="1" w:lastColumn="0" w:noHBand="1" w:noVBand="1"/>
-    </w:tblPr>
-    <w:tblGrid>
-      <w:gridCol w:w="4530"/>
-      <w:gridCol w:w="4530"/>
-      <w:gridCol w:w="4530"/>
-    </w:tblGrid>
-    <w:tr>
-      <w:trPr>
-        <w:trHeight w:val="300"/>
-      </w:trPr>
-      <w:tc>
-        <w:tcPr>
-          <w:tcW w:w="4530" w:type="dxa"/>
-        </w:tcPr>
-        <w:p>
-          <w:pPr>
-            <w:pStyle w:val="ab"/>
-            <w:ind w:left="-115"/>
-          </w:pPr>
-        </w:p>
-      </w:tc>
-      <w:tc>
-        <w:tcPr>
-          <w:tcW w:w="4530" w:type="dxa"/>
-        </w:tcPr>
-        <w:p>
-          <w:pPr>
-            <w:pStyle w:val="ab"/>
-            <w:jc w:val="center"/>
-          </w:pPr>
-        </w:p>
-      </w:tc>
-      <w:tc>
-        <w:tcPr>
-          <w:tcW w:w="4530" w:type="dxa"/>
-        </w:tcPr>
-        <w:p>
-          <w:pPr>
-            <w:pStyle w:val="ab"/>
-            <w:ind w:right="-115"/>
-            <w:jc w:val="right"/>
-          </w:pPr>
-        </w:p>
-      </w:tc>
-    </w:tr>
-  </w:tbl>
-  <w:p/>
-</w:hdr>
-</file>
-
-<file path=word/header6.xml><?xml version="1.0" encoding="utf-8"?>
 <w:hdr xmlns:wpc="http://schemas.microsoft.com/office/word/2010/wordprocessingCanvas" xmlns:cx="http://schemas.microsoft.com/office/drawing/2014/chartex" xmlns:cx1="http://schemas.microsoft.com/office/drawing/2015/9/8/chartex" xmlns:cx2="http://schemas.microsoft.com/office/drawing/2015/10/21/chartex" xmlns:cx3="http://schemas.microsoft.com/office/drawing/2016/5/9/chartex" xmlns:cx4="http://schemas.microsoft.com/office/drawing/2016/5/10/chartex" xmlns:cx5="http://schemas.microsoft.com/office/drawing/2016/5/11/chartex" xmlns:cx6="http://schemas.microsoft.com/office/drawing/2016/5/12/chartex" xmlns:cx7="http://schemas.microsoft.com/office/drawing/2016/5/13/chartex" xmlns:cx8="http://schemas.microsoft.com/office/drawing/2016/5/14/chartex" xmlns:mc="http://schemas.openxmlformats.org/markup-compatibility/2006" xmlns:aink="http://schemas.microsoft.com/office/drawing/2016/ink" xmlns:am3d="http://schemas.microsoft.com/office/drawing/2017/model3d" xmlns:o="urn:schemas-microsoft-com:office:office" xmlns:oel="http://schemas.microsoft.com/office/2019/extlst" xmlns:r="http://schemas.openxmlformats.org/officeDocument/2006/relationships" xmlns:m="http://schemas.openxmlformats.org/officeDocument/2006/math" xmlns:v="urn:schemas-microsoft-com:vml" xmlns:wp14="http://schemas.microsoft.com/office/word/2010/wordprocessingDrawing" xmlns:wp="http://schemas.openxmlformats.org/drawingml/2006/wordprocessingDrawing" xmlns:w10="urn:schemas-microsoft-com:office:word" xmlns:w="http://schemas.openxmlformats.org/wordprocessingml/2006/main" xmlns:w14="http://schemas.microsoft.com/office/word/2010/wordml" xmlns:w15="http://schemas.microsoft.com/office/word/2012/wordml" xmlns:w16cex="http://schemas.microsoft.com/office/word/2018/wordml/cex" xmlns:w16cid="http://schemas.microsoft.com/office/word/2016/wordml/cid" xmlns:w16="http://schemas.microsoft.com/office/word/2018/wordml" xmlns:w16du="http://schemas.microsoft.com/office/word/2023/wordml/word16du" xmlns:w16sdtdh="http://schemas.microsoft.com/office/word/2020/wordml/sdtdatahash" xmlns:w16sdtfl="http://schemas.microsoft.com/office/word/2024/wordml/sdtformatlock" xmlns:w16se="http://schemas.microsoft.com/office/word/2015/wordml/symex" xmlns:wpg="http://schemas.microsoft.com/office/word/2010/wordprocessingGroup" xmlns:wpi="http://schemas.microsoft.com/office/word/2010/wordprocessingInk" xmlns:wne="http://schemas.microsoft.com/office/word/2006/wordml" xmlns:wps="http://schemas.microsoft.com/office/word/2010/wordprocessingShape" mc:Ignorable="w14 w15 w16se w16cid w16 w16cex w16sdtdh w16sdtfl w16du wp14">
   <w:p>
     <w:pPr>
@@ -10523,7 +10517,7 @@
 </w:hdr>
 </file>
 
-<file path=word/header7.xml><?xml version="1.0" encoding="utf-8"?>
+<file path=word/header6.xml><?xml version="1.0" encoding="utf-8"?>
 <w:hdr xmlns:wpc="http://schemas.microsoft.com/office/word/2010/wordprocessingCanvas" xmlns:cx="http://schemas.microsoft.com/office/drawing/2014/chartex" xmlns:cx1="http://schemas.microsoft.com/office/drawing/2015/9/8/chartex" xmlns:cx2="http://schemas.microsoft.com/office/drawing/2015/10/21/chartex" xmlns:cx3="http://schemas.microsoft.com/office/drawing/2016/5/9/chartex" xmlns:cx4="http://schemas.microsoft.com/office/drawing/2016/5/10/chartex" xmlns:cx5="http://schemas.microsoft.com/office/drawing/2016/5/11/chartex" xmlns:cx6="http://schemas.microsoft.com/office/drawing/2016/5/12/chartex" xmlns:cx7="http://schemas.microsoft.com/office/drawing/2016/5/13/chartex" xmlns:cx8="http://schemas.microsoft.com/office/drawing/2016/5/14/chartex" xmlns:mc="http://schemas.openxmlformats.org/markup-compatibility/2006" xmlns:aink="http://schemas.microsoft.com/office/drawing/2016/ink" xmlns:am3d="http://schemas.microsoft.com/office/drawing/2017/model3d" xmlns:o="urn:schemas-microsoft-com:office:office" xmlns:oel="http://schemas.microsoft.com/office/2019/extlst" xmlns:r="http://schemas.openxmlformats.org/officeDocument/2006/relationships" xmlns:m="http://schemas.openxmlformats.org/officeDocument/2006/math" xmlns:v="urn:schemas-microsoft-com:vml" xmlns:wp14="http://schemas.microsoft.com/office/word/2010/wordprocessingDrawing" xmlns:wp="http://schemas.openxmlformats.org/drawingml/2006/wordprocessingDrawing" xmlns:w10="urn:schemas-microsoft-com:office:word" xmlns:w="http://schemas.openxmlformats.org/wordprocessingml/2006/main" xmlns:w14="http://schemas.microsoft.com/office/word/2010/wordml" xmlns:w15="http://schemas.microsoft.com/office/word/2012/wordml" xmlns:w16cex="http://schemas.microsoft.com/office/word/2018/wordml/cex" xmlns:w16cid="http://schemas.microsoft.com/office/word/2016/wordml/cid" xmlns:w16="http://schemas.microsoft.com/office/word/2018/wordml" xmlns:w16du="http://schemas.microsoft.com/office/word/2023/wordml/word16du" xmlns:w16sdtdh="http://schemas.microsoft.com/office/word/2020/wordml/sdtdatahash" xmlns:w16sdtfl="http://schemas.microsoft.com/office/word/2024/wordml/sdtformatlock" xmlns:w16se="http://schemas.microsoft.com/office/word/2015/wordml/symex" xmlns:wpg="http://schemas.microsoft.com/office/word/2010/wordprocessingGroup" xmlns:wpi="http://schemas.microsoft.com/office/word/2010/wordprocessingInk" xmlns:wne="http://schemas.microsoft.com/office/word/2006/wordml" xmlns:wps="http://schemas.microsoft.com/office/word/2010/wordprocessingShape" mc:Ignorable="w14 w15 w16se w16cid w16 w16cex w16sdtdh w16sdtfl w16du wp14">
   <w:tbl>
     <w:tblPr>
@@ -13151,6 +13145,12 @@
 </file>
 
 <file path=customXml/item1.xml><?xml version="1.0" encoding="utf-8"?>
+<p:properties xmlns:p="http://schemas.microsoft.com/office/2006/metadata/properties" xmlns:xsi="http://www.w3.org/2001/XMLSchema-instance" xmlns:pc="http://schemas.microsoft.com/office/infopath/2007/PartnerControls">
+  <documentManagement/>
+</p:properties>
+</file>
+
+<file path=customXml/item2.xml><?xml version="1.0" encoding="utf-8"?>
 <ct:contentTypeSchema xmlns:ct="http://schemas.microsoft.com/office/2006/metadata/contentType" xmlns:ma="http://schemas.microsoft.com/office/2006/metadata/properties/metaAttributes" ct:_="" ma:_="" ma:contentTypeName="Documento" ma:contentTypeID="0x010100DC4605E09422954E885190BEAE91315B" ma:contentTypeVersion="7" ma:contentTypeDescription="Crear nuevo documento." ma:contentTypeScope="" ma:versionID="385cca1479246aa9c7e7ca5799fff24b">
   <xsd:schema xmlns:xsd="http://www.w3.org/2001/XMLSchema" xmlns:xs="http://www.w3.org/2001/XMLSchema" xmlns:p="http://schemas.microsoft.com/office/2006/metadata/properties" xmlns:ns3="08b0e0cf-4f32-46a9-9719-4bc0cd4cc607" xmlns:ns4="58ac13d9-b16a-459f-8916-94b458aa600a" targetNamespace="http://schemas.microsoft.com/office/2006/metadata/properties" ma:root="true" ma:fieldsID="6fe30a3bbca70e3159826167a953d9c9" ns3:_="" ns4:_="">
     <xsd:import namespace="08b0e0cf-4f32-46a9-9719-4bc0cd4cc607"/>
@@ -13335,17 +13335,7 @@
 </ct:contentTypeSchema>
 </file>
 
-<file path=customXml/item2.xml><?xml version="1.0" encoding="utf-8"?>
-<p:properties xmlns:p="http://schemas.microsoft.com/office/2006/metadata/properties" xmlns:xsi="http://www.w3.org/2001/XMLSchema-instance" xmlns:pc="http://schemas.microsoft.com/office/infopath/2007/PartnerControls">
-  <documentManagement/>
-</p:properties>
-</file>
-
 <file path=customXml/item3.xml><?xml version="1.0" encoding="utf-8"?>
-<b:Sources xmlns:b="http://schemas.openxmlformats.org/officeDocument/2006/bibliography" xmlns="http://schemas.openxmlformats.org/officeDocument/2006/bibliography" SelectedStyle="\APA.XSL" StyleName="APA"/>
-</file>
-
-<file path=customXml/item4.xml><?xml version="1.0" encoding="utf-8"?>
 <?mso-contentType ?>
 <FormTemplates xmlns="http://schemas.microsoft.com/sharepoint/v3/contenttype/forms">
   <Display>DocumentLibraryForm</Display>
@@ -13354,7 +13344,20 @@
 </FormTemplates>
 </file>
 
+<file path=customXml/item4.xml><?xml version="1.0" encoding="utf-8"?>
+<b:Sources xmlns:b="http://schemas.openxmlformats.org/officeDocument/2006/bibliography" xmlns="http://schemas.openxmlformats.org/officeDocument/2006/bibliography" SelectedStyle="\APA.XSL" StyleName="APA"/>
+</file>
+
 <file path=customXml/itemProps1.xml><?xml version="1.0" encoding="utf-8"?>
+<ds:datastoreItem xmlns:ds="http://schemas.openxmlformats.org/officeDocument/2006/customXml" ds:itemID="{F764B7BC-F5EA-4966-8B65-1E59BCB2DE1E}">
+  <ds:schemaRefs>
+    <ds:schemaRef ds:uri="http://schemas.microsoft.com/office/2006/metadata/properties"/>
+    <ds:schemaRef ds:uri="http://schemas.microsoft.com/office/infopath/2007/PartnerControls"/>
+  </ds:schemaRefs>
+</ds:datastoreItem>
+</file>
+
+<file path=customXml/itemProps2.xml><?xml version="1.0" encoding="utf-8"?>
 <ds:datastoreItem xmlns:ds="http://schemas.openxmlformats.org/officeDocument/2006/customXml" ds:itemID="{6AD23DEA-B07D-4E23-B8B4-58A43E3CD54E}">
   <ds:schemaRefs>
     <ds:schemaRef ds:uri="http://schemas.microsoft.com/office/2006/metadata/contentType"/>
@@ -13373,27 +13376,18 @@
 </ds:datastoreItem>
 </file>
 
-<file path=customXml/itemProps2.xml><?xml version="1.0" encoding="utf-8"?>
-<ds:datastoreItem xmlns:ds="http://schemas.openxmlformats.org/officeDocument/2006/customXml" ds:itemID="{F764B7BC-F5EA-4966-8B65-1E59BCB2DE1E}">
+<file path=customXml/itemProps3.xml><?xml version="1.0" encoding="utf-8"?>
+<ds:datastoreItem xmlns:ds="http://schemas.openxmlformats.org/officeDocument/2006/customXml" ds:itemID="{5503D3D1-3D54-4D5E-9588-244437D76418}">
   <ds:schemaRefs>
-    <ds:schemaRef ds:uri="http://schemas.microsoft.com/office/2006/metadata/properties"/>
-    <ds:schemaRef ds:uri="http://schemas.microsoft.com/office/infopath/2007/PartnerControls"/>
+    <ds:schemaRef ds:uri="http://schemas.microsoft.com/sharepoint/v3/contenttype/forms"/>
   </ds:schemaRefs>
 </ds:datastoreItem>
 </file>
 
-<file path=customXml/itemProps3.xml><?xml version="1.0" encoding="utf-8"?>
+<file path=customXml/itemProps4.xml><?xml version="1.0" encoding="utf-8"?>
 <ds:datastoreItem xmlns:ds="http://schemas.openxmlformats.org/officeDocument/2006/customXml" ds:itemID="{091846FB-5914-4FE9-B06D-3C901E0F88F0}">
   <ds:schemaRefs>
     <ds:schemaRef ds:uri="http://schemas.openxmlformats.org/officeDocument/2006/bibliography"/>
   </ds:schemaRefs>
 </ds:datastoreItem>
-</file>
-
-<file path=customXml/itemProps4.xml><?xml version="1.0" encoding="utf-8"?>
-<ds:datastoreItem xmlns:ds="http://schemas.openxmlformats.org/officeDocument/2006/customXml" ds:itemID="{5503D3D1-3D54-4D5E-9588-244437D76418}">
-  <ds:schemaRefs>
-    <ds:schemaRef ds:uri="http://schemas.microsoft.com/sharepoint/v3/contenttype/forms"/>
-  </ds:schemaRefs>
-</ds:datastoreItem>
 </file>